--- a/baza/03_сценарий_мы_вместе_семья_брак/МЕДИТАЦИИ_СЦЕНАРИЙ_3_МЫ_ВМЕСТЕ_МАГИГ.docx
+++ b/baza/03_сценарий_мы_вместе_семья_брак/МЕДИТАЦИИ_СЦЕНАРИЙ_3_МЫ_ВМЕСТЕ_МАГИГ.docx
@@ -28,9 +28,9 @@
           <w:color w:val="555555"/>
           <w:sz w:val="22"/>
         </w:rPr>
-        <w:t>Монументальный свод 4-х полных трансовых сессий по методу Анатолия Фёдорова (МАГиГ)</w:t>
-        <w:br/>
-        <w:t>Уникальный атлас метафор: Солнечная поляна, Термальный источник, Костер обновления в Зале Памяти и Таежная изба</w:t>
+        <w:t>Монументальный свод 4-х глубоких трансовых сессий по методу Анатолия Фёдорова (МАГиГ)</w:t>
+        <w:br/>
+        <w:t>Уникальный атлас метафор: Солнечная лесная поляна, Термальный источник в сосновом бору, Костер обновления в Зале Памяти и Таежная изба</w:t>
         <w:br/>
         <w:t>Спикер: Федоров Анатолий Игоревич (Семейный психолог, гипнолог, проректор МАГиГ)</w:t>
       </w:r>
@@ -71,13 +71,13 @@
         </w:rPr>
         <w:t>• Главная мишень: Снятие отчаяния и усталости после теста, выход из взаимных обвинений, первый шаг к восстановлению семейного тепла.</w:t>
         <w:br/>
-        <w:t>• Соматический фокус: Мягкая лесная поляна, сброс рюкзака обид в траву, свободное дыхание животом, расслабление воротниковой зоны.</w:t>
+        <w:t>• Соматический фокус: Ступенчатое расслабление, мягкая лесная поляна, сброс рюкзака обид в траву, свободное дыхание животом, расслабление воротниковой зоны.</w:t>
         <w:br/>
         <w:t>• Терапевтический результат: Обретение островка мира внутри себя: понимание, что за конфликтами живет потребность в принятии и любви.</w:t>
         <w:br/>
-        <w:t>• Параметры начитки: Хронометраж 8–10 мин (~750 слов) | Музыка FlowMusic 432 Hz, Ре минор | Мягкий голос</w:t>
-        <w:br/>
-        <w:t>• Архитектура Косички: А1 (Солнечная лесная поляна) ➔ Б1 (Сброс рюкзака, мягкая трава под спиной) ➔ В (Ядро: Внутренний островок мира и желание любви) ➔ Б2 (Тепло в груди) ➔ А2 (Защищенность леса)</w:t>
+        <w:t>• Параметры начитки: Хронометраж 14–16 мин (~1100 слов) | Музыка FlowMusic 432 Hz, Ре минор | Мягкий гармонизирующий голос</w:t>
+        <w:br/>
+        <w:t>• Архитектура Косички: А1 (Солнечная лесная поляна, пение птиц, теплый ветер) ➔ Б1 (Сброс рюкзака обид в траву, мягкая земля под спиной) ➔ В (Ядро: Внутренний островок мира, истинное желание любви за маской ссор) ➔ Б2 (Золотистое тепло в сердце и ладонях) ➔ А2 (Защищенность леса, ясный горизонт)</w:t>
       </w:r>
     </w:p>
     <w:p>
@@ -89,92 +89,152 @@
           <w:rFonts w:ascii="Calibri" w:hAnsi="Calibri"/>
           <w:sz w:val="21"/>
         </w:rPr>
-        <w:t>[Музыкальное вступление: мягкий, гармонизирующий фон 432 Гц — Пауза 6 сек]</w:t>
-        <w:br/>
-        <w:br/>
-        <w:t>Здравствуй. [Пауза 3 сек]</w:t>
-        <w:br/>
-        <w:t>Расположись так, чтобы телу было по-настоящему свободно и спокойно. [Пауза 4 сек]</w:t>
-        <w:br/>
-        <w:t xml:space="preserve">Ты прошла тест и увидела, сколько сил уходит на бытовые споры, обиды и охлаждение в отношениях. </w:t>
-        <w:br/>
-        <w:t xml:space="preserve">И первое, что важно понять: в этом нет твоей вины. </w:t>
-        <w:br/>
-        <w:t>Отношения проходят через этапы усталости, и то, что ты чувствуешь — это сигнал о том, что пора позаботиться о себе и вернуть тепло. [Пауза 5 сек]</w:t>
-        <w:br/>
-        <w:br/>
-        <w:t xml:space="preserve">Убедись, что тебя никто не отвлекает. </w:t>
-        <w:br/>
-        <w:t>Позволь себе несколько минут побыть в полной тишине. [Пауза 4 сек]</w:t>
-        <w:br/>
-        <w:br/>
-        <w:t>Сделай мягкий вдох носом... и протяжный, теплый выдох. [Пауза 4 сек]</w:t>
-        <w:br/>
-        <w:t xml:space="preserve">Почувствуй, как опора под спиной и ногами забирает накопившееся за день напряжение. </w:t>
-        <w:br/>
-        <w:t xml:space="preserve">Лицо разглаживается... </w:t>
-        <w:br/>
-        <w:t xml:space="preserve">Нижняя челюсть расслабляется, зубы размыкаются. </w:t>
-        <w:br/>
-        <w:t xml:space="preserve">Плечи опускаются, освобождая шею и воротниковую зону. </w:t>
-        <w:br/>
-        <w:t>Дыхание становится ровным, плавным и глубоким. [Пауза 6 сек]</w:t>
+        <w:t>[Музыкальное вступление: мягкий, обволакивающий, гармонизирующий фон 432 Гц — Пауза 8 сек]</w:t>
+        <w:br/>
+        <w:br/>
+        <w:t>Здравствуй. [Пауза 4 сек]</w:t>
+        <w:br/>
+        <w:t>Позволь себе расположиться так, чтобы твоему телу было по-настоящему свободно, удобно и спокойно. [Пауза 4 сек]</w:t>
+        <w:br/>
+        <w:t>И прежде всего просто помни: это время принадлежит только тебе. [Пауза 4 сек]</w:t>
+        <w:br/>
+        <w:t>Ты только что прошла тест... Ты увидела, сколько сил, нервов и душевного ресурса уходит на взаимные упреки, бытовые стычки, на это тягостное чувство одиночества вдвоем, когда в одном доме становится холодно и пусто. [Пауза 5 сек]</w:t>
+        <w:br/>
+        <w:t xml:space="preserve">И первое, что мне очень важно сказать тебе прямо сейчас: </w:t>
+        <w:br/>
+        <w:t>В этом нет твоей персональной вины. [Пауза 4 сек]</w:t>
+        <w:br/>
+        <w:t xml:space="preserve">Семья и долгие отношения — это живой организм, который проходит через кризисы, усталость и периоды охлаждения. </w:t>
+        <w:br/>
+        <w:t>То, что ты чувствуешь сейчас — это не крах. Это просто сигнал о том, что старые способы общения себя исчерпали, и пришло время позаботиться о себе, вернуть себе внутреннюю опору и тепло. [Пауза 5 сек]</w:t>
+        <w:br/>
+        <w:t>И прямо здесь ты можешь позволить себе на несколько минут выйти из этой изматывающей борьбы. Сложить оружие и просто глубоко выдохнуть. [Пауза 6 сек]</w:t>
+        <w:br/>
+        <w:br/>
+        <w:t xml:space="preserve">Найди место, где тебя никто не потревожит. Отложи телефон. </w:t>
+        <w:br/>
+        <w:t>Убедись, что ты в тишине и безопасности. [Пауза 4 сек]</w:t>
+        <w:br/>
+        <w:t xml:space="preserve">Пусть эти минуты станут островком абсолютного мира для твоей души. </w:t>
+        <w:br/>
+        <w:t xml:space="preserve">Пространством, где тебе не нужно ничего доказывать, не нужно обороняться или оправдываться. </w:t>
+        <w:br/>
+        <w:t xml:space="preserve">Ты можешь сидеть, чувствуя надежную опору пола под стопами... А можешь облокотиться на спинку дивана или лечь. </w:t>
+        <w:br/>
+        <w:t>Позволь опоре бережно держать тебя. [Пауза 6 сек]</w:t>
+        <w:br/>
+        <w:br/>
+        <w:t>Сделай один мягкий, свободный вдох носом... [Пауза 3 сек]</w:t>
+        <w:br/>
+        <w:t>И длинный, теплый, отпускающий выдох через полуоткрытые губы. [Пауза 5 сек]</w:t>
+        <w:br/>
+        <w:t xml:space="preserve">И пока этот выдох продолжается, почувствуй, как тяжесть прошедших дней начинает мягко стекать с твоего тела. </w:t>
+        <w:br/>
+        <w:t>С каждым вдохом и каждым выдохом расслабление наполняет тебя. [Пауза 5 сек]</w:t>
+        <w:br/>
+        <w:br/>
+        <w:t xml:space="preserve">Разглаживается лоб. Уходят морщинки напряжения между бровями. </w:t>
+        <w:br/>
+        <w:t xml:space="preserve">Виски становятся легкими и прохладными. </w:t>
+        <w:br/>
+        <w:t xml:space="preserve">Мышцы вокруг глаз расслабляются, веки тяжелеют. </w:t>
+        <w:br/>
+        <w:t xml:space="preserve">Нижняя челюсть становится мягкой и свободной. Разомкни зубы. </w:t>
+        <w:br/>
+        <w:t xml:space="preserve">Именно здесь годами копились невысказанные обиды, проглоченные слова и сдержанное раздражение. </w:t>
+        <w:br/>
+        <w:t>Отпусти их. Пусть лицо станет спокойным, мягким и безмятежным. [Пауза 6 сек]</w:t>
+        <w:br/>
+        <w:br/>
+        <w:t xml:space="preserve">Плечи плавно опускаются на сантиметр ниже, освобождая шею и воротниковую зону. </w:t>
+        <w:br/>
+        <w:t xml:space="preserve">Тяжелый груз семейного контроля и ответственности растворяется. </w:t>
+        <w:br/>
+        <w:t xml:space="preserve">Тепло течет по рукам... к локтям... к запястьям... в самые ладони. Ладони становятся мягкими и согреваются. </w:t>
+        <w:br/>
+        <w:t xml:space="preserve">Грудная клетка дышит свободно и просторно. Живот расслаблен. </w:t>
+        <w:br/>
+        <w:t xml:space="preserve">Волна покоя опускается по спине, к пояснице, бедрам и стопам. </w:t>
+        <w:br/>
+        <w:t>Дыхание находит свой природный, ровный ритм. Мысли плавно протекают мимо, как облака в тихий летний день. [Пауза 8 сек]</w:t>
         <w:br/>
         <w:br/>
         <w:t>[Нитка А1: Солнечная лесная поляна]</w:t>
         <w:br/>
-        <w:t xml:space="preserve">Представь, что ты выходишь на тихую, залитую мягким солнцем лесную поляну. </w:t>
-        <w:br/>
-        <w:t xml:space="preserve">Здесь цветут травы, поют птицы, воздух напоен теплом и покоем. </w:t>
-        <w:br/>
-        <w:t xml:space="preserve">Ты сбрасываешь с плеч тяжелый походный рюкзак с заботами и претензиями. </w:t>
-        <w:br/>
-        <w:t xml:space="preserve">Он падает в траву. Тебе больше не нужно нести этот груз в одиночку. </w:t>
-        <w:br/>
-        <w:t>Ты ложишься на теплую траву, раскинув руки. [Пауза 7 сек]</w:t>
+        <w:t xml:space="preserve">И сквозь этот мягкий покой представь... что ты выходишь на тихую, залитую ласковым солнцем лесную поляну. </w:t>
+        <w:br/>
+        <w:t xml:space="preserve">Здесь цветут дикие травы, поют птицы, воздух напоен ароматом цветов, согретой хвои и свежести. </w:t>
+        <w:br/>
+        <w:t xml:space="preserve">Ты идешь босиком по мягкой, шелковистой траве. </w:t>
+        <w:br/>
+        <w:t xml:space="preserve">За твоими плечами висел тяжелый походный рюкзак, доверху набитый недавними ссорами, бытовыми обидами и взаимными претензиями. </w:t>
+        <w:br/>
+        <w:t xml:space="preserve">Ты останавливаешься посреди поляны, расстегиваешь лямки и с глубоким выдохом сбрасываешь этот рюкзак в траву. </w:t>
+        <w:br/>
+        <w:t xml:space="preserve">Он падает. Тебе больше не нужно нести этот груз в одиночку. </w:t>
+        <w:br/>
+        <w:t>Ты ложишься на теплую, нагретую солнцем траву, раскинув руки в стороны. [Пауза 8 сек]</w:t>
         <w:br/>
         <w:br/>
         <w:t>[Нитка Б1: Расслабление тела на земле]</w:t>
         <w:br/>
-        <w:t xml:space="preserve">Почувствуй, как мягкая земля обнимает твою спину, плечи, руки. </w:t>
-        <w:br/>
-        <w:t xml:space="preserve">Она забирает всю горечь недавних споров, всю колкость и обиду. </w:t>
-        <w:br/>
-        <w:t>Каждая мышца твоего тела становится мягкой, живой и расслабленной. [Пауза 6 сек]</w:t>
-        <w:br/>
-        <w:br/>
-        <w:t>[Нитка В: Ядро транса — Островок мира]</w:t>
-        <w:br/>
-        <w:t xml:space="preserve">И в этой тишине ты понимаешь: </w:t>
-        <w:br/>
-        <w:t xml:space="preserve">За всеми конфликтами и бытовой суетой живет простое желание — быть услышанной, быть принятой и любить. </w:t>
-        <w:br/>
-        <w:t xml:space="preserve">Этот островок мира внутри тебя цел и невредим. </w:t>
-        <w:br/>
-        <w:t>И из этого покоя ты сможешь по-новому выстроить диалог и вернуть тепло в свой союз. [Пауза 7 сек]</w:t>
-        <w:br/>
-        <w:br/>
-        <w:t>[Закрытие Б2: Тепло в сердце]</w:t>
-        <w:br/>
-        <w:t xml:space="preserve">Мягкое золотистое тепло разливается в центре груди, согревая сердце. </w:t>
-        <w:br/>
-        <w:t>Дышать легко и свободно. Внутри наступает долгожданный мир. [Пауза 6 сек]</w:t>
-        <w:br/>
-        <w:br/>
-        <w:t>[Закрытие А2: Поляна и солнце]</w:t>
-        <w:br/>
-        <w:t xml:space="preserve">Солнце ласково согревает лицо. </w:t>
-        <w:br/>
-        <w:t>Лес вокруг дарит чувство глубокой защиты и стабильности. [Пауза 5 сек]</w:t>
+        <w:t xml:space="preserve">Почувствуй, как мягкая, живая земля бережно принимает твое тело. </w:t>
+        <w:br/>
+        <w:t xml:space="preserve">Она обнимает твою спину, плечи, руки. </w:t>
+        <w:br/>
+        <w:t xml:space="preserve">Она забирает всю горечь недавних споров, всю колкость, обиду и разочарование. </w:t>
+        <w:br/>
+        <w:t xml:space="preserve">Земля трансформирует любое напряжение в покой. </w:t>
+        <w:br/>
+        <w:t>Каждая мышца твоего тела становится мягкой, напитанной теплом и глубоким отдыхом. [Пауза 7 сек]</w:t>
+        <w:br/>
+        <w:br/>
+        <w:t>[Нитка В: Ядро транса — Островок мира внутри]</w:t>
+        <w:br/>
+        <w:t xml:space="preserve">И в этой звенящей тишине леса осознай самое главное: </w:t>
+        <w:br/>
+        <w:t xml:space="preserve">За всеми бытовыми конфликтами, за хлопнувшими дверями и холодными взглядами — всегда прячется одно и то же простое человеческое желание. </w:t>
+        <w:br/>
+        <w:t xml:space="preserve">Желание быть услышанной. Быть принятой. Чувствовать себя ценной и любить. </w:t>
+        <w:br/>
+        <w:t xml:space="preserve">И этот островок мира, любви и тепла внутри тебя — абсолютно цел. </w:t>
+        <w:br/>
+        <w:t xml:space="preserve">Его невозможно разрушить бытом или усталостью. Он с тобой. </w:t>
+        <w:br/>
+        <w:t>И именно из этого внутреннего покоя, из любви к себе ты сможешь по-новому выстроить контакт и вернуть тепло в свой дом. [Пауза 8 сек]</w:t>
+        <w:br/>
+        <w:br/>
+        <w:t>[Закрытие Б2: Золотое тепло в сердце]</w:t>
+        <w:br/>
+        <w:t xml:space="preserve">Мягкое золотистое тепло разливается в центре твоей груди. </w:t>
+        <w:br/>
+        <w:t xml:space="preserve">Оно согревает сердце, снимает ледяную скованность. </w:t>
+        <w:br/>
+        <w:t>Дышать легко, радостно и свободно. Внутри наступает глубокий, исцеляющий мир. [Пауза 7 сек]</w:t>
+        <w:br/>
+        <w:br/>
+        <w:t>[Закрытие А2: Поляна и ясный горизонт]</w:t>
+        <w:br/>
+        <w:t xml:space="preserve">Ласковое солнце согревает твое лицо. </w:t>
+        <w:br/>
+        <w:t xml:space="preserve">Лес вокруг дарит чувство защиты, надежности и стабильности. </w:t>
+        <w:br/>
+        <w:t>Ты наполнена силами. Ты готова к бережным переменам. [Пауза 6 сек]</w:t>
         <w:br/>
         <w:br/>
         <w:t>[Выход]</w:t>
         <w:br/>
-        <w:t xml:space="preserve">Сделай глубокий вдох... мягкий выдох. </w:t>
-        <w:br/>
-        <w:t xml:space="preserve">Потянись всем телом, чувствуя легкость и обновление. </w:t>
-        <w:br/>
-        <w:t>Открывай глаза. Ты готова к переменам. [Музыкальное завершение — Пауза 6 сек]</w:t>
+        <w:t>Сделай глубокий вдох, вбирая тепло и свежесть леса... [Пауза 3 сек]</w:t>
+        <w:br/>
+        <w:t>И спокойный, долгий выдох. [Пауза 4 сек]</w:t>
+        <w:br/>
+        <w:t xml:space="preserve">Пошевели пальцами рук и ног. </w:t>
+        <w:br/>
+        <w:t xml:space="preserve">Потянись всем телом, чувствуя легкость и обновление в каждой клетке. </w:t>
+        <w:br/>
+        <w:t xml:space="preserve">И открывай глаза. </w:t>
+        <w:br/>
+        <w:t>С возвращением. Впереди новый, теплый путь. [Музыкальное завершение — Пауза 8 сек]</w:t>
       </w:r>
     </w:p>
     <w:p>
@@ -199,19 +259,27 @@
       <w:r>
         <w:rPr>
           <w:rFonts w:ascii="Calibri" w:hAnsi="Calibri"/>
+          <w:b/>
+          <w:color w:val="C0392B"/>
+          <w:sz w:val="20"/>
+        </w:rPr>
+        <w:t>🧠 ТЕРАПЕВТИЧЕСКИЙ ПАСПОРТ И ПСИХОЛОГИЧЕСКИЕ МИШЕНИ</w:t>
+        <w:br/>
+      </w:r>
+      <w:r>
+        <w:rPr>
+          <w:rFonts w:ascii="Calibri" w:hAnsi="Calibri"/>
           <w:sz w:val="19"/>
         </w:rPr>
-        <w:t>🧠 ТЕРАПЕВТИЧЕСКИЙ ПАСПОРТ И ПСИХОЛОГИЧЕСКИЕ МИШЕНИ</w:t>
-        <w:br/>
-        <w:t>• Главная мишень: Мягкое растворение бытовых обид, снятие защитного панциря, переход от взаимных претензий к бережному контакту.</w:t>
-        <w:br/>
-        <w:t>• Соматический фокус: Мягкое осыпание дневной суеты, теплое погружение в минеральные воды в лесу, расслабление жевательных мышц и плеч.</w:t>
+        <w:t>• Главная мишень: Мягкое растворение бытовых обид, снятие защитного панциря претензий, переход от войны к бережному контакту.</w:t>
+        <w:br/>
+        <w:t>• Соматический фокус: Мягкое растрескивание и осыпание дневной суеты, теплое погружение в минеральные воды в лесу, расслабление жевательных мышц и плеч.</w:t>
         <w:br/>
         <w:t>• Терапевтический результат: Таяние льда вокруг сердца. Понимание закона сообщающихся сосудов: за бытовыми уколами партнера стоит усталость и нехватка тепла.</w:t>
         <w:br/>
-        <w:t>• Параметры начитки: Хронометраж 12–14 мин (~1050 слов) | Музыка FlowMusic 528 Hz, До мажор</w:t>
-        <w:br/>
-        <w:t>• Архитектура Косички: А1 (Ночной сосновый бор и термальный источник) ➔ Б1 (Погружение в целебную теплую воду, мягкая челюсть) ➔ В (Ядро: Таяние ледяной корки сердца, закон сообщающихся сосудов, переход к уязвимости и теплу) ➔ Б2 (Невесомость и мягкость тела) ➔ А2 (Шерстяной пушистый плед на берегу)</w:t>
+        <w:t>• Параметры начитки: Хронометраж 15–18 мин (~1250 слов) | Музыка FlowMusic 528 Hz, До мажор | Мягкий исцеляющий голос</w:t>
+        <w:br/>
+        <w:t>• Архитектура Косички: А1 (Ночной сосновый бор и пар горячего минерального источника) ➔ Б1 (Погружение в целебную теплую воду, мягкая челюсть, невесомость) ➔ В (Ядро: Таяние ледяной корки сердца, закон сообщающихся сосудов, переход к уязвимости и теплу) ➔ Б2 (Невесомость и мягкость тела) ➔ А2 (Шерстяной пушистый плед на берегу под соснами)</w:t>
       </w:r>
     </w:p>
     <w:p>
@@ -223,94 +291,137 @@
           <w:rFonts w:ascii="Calibri" w:hAnsi="Calibri"/>
           <w:sz w:val="21"/>
         </w:rPr>
-        <w:t>[Музыкальное вступление: мягкий, целебный фон 528 Гц — Пауза 6 сек]</w:t>
-        <w:br/>
-        <w:br/>
-        <w:t>Здравствуй. [Пауза 3 сек]</w:t>
-        <w:br/>
-        <w:t>Позволь себе расположиться так, чтобы тело почувствовало настоящую опору и покой. [Пауза 4 сек]</w:t>
+        <w:t>[Музыкальное вступление: мягкий, обволакивающий, целебный фон 528 Гц — Пауза 8 сек]</w:t>
+        <w:br/>
+        <w:br/>
+        <w:t>Здравствуй. [Пауза 4 сек]</w:t>
+        <w:br/>
+        <w:t>Позволь себе расположиться так, чтобы тело почувствовало настоящую опору, безопасность и покой. [Пауза 4 сек]</w:t>
         <w:br/>
         <w:t xml:space="preserve">Это время принадлежит только тебе. </w:t>
         <w:br/>
-        <w:t>Сделай мягкий вдох носом... и длинный, теплый, отпускающий выдох. [Пауза 4 сек]</w:t>
-        <w:br/>
-        <w:br/>
-        <w:t xml:space="preserve">Представь, как все напряжение прошедшего дня, мелкие бытовые уколы, резкие слова — начинают мягко осыпаться с твоих плеч, как сухие песчинки. </w:t>
-        <w:br/>
-        <w:t>Они падают на пол и растворяются, освобождая твое дыхание. [Пауза 5 сек]</w:t>
-        <w:br/>
-        <w:br/>
-        <w:t>[Нитка А1: Ночной хвойный лес и термальный источник]</w:t>
-        <w:br/>
-        <w:t xml:space="preserve">И сквозь этот покой представь... что ты оказываешься в тихом, ночном хвойном лесу. </w:t>
-        <w:br/>
-        <w:t xml:space="preserve">Воздух здесь свежий, пахнет смолой, хвоей и влажной землей. Над головой раскинулось высокое звездное небо. </w:t>
-        <w:br/>
-        <w:t xml:space="preserve">Ты идешь по мягкому мху и выходишь к природному минеральному источнику. </w:t>
-        <w:br/>
-        <w:t xml:space="preserve">Над темной водой клубится мягкий, согревающий пар. Вода бьет из глубины земли, храня природное тепло. </w:t>
-        <w:br/>
-        <w:t>Ты медленно входишь в эту шелковистую, бархатную воду. [Пауза 7 сек]</w:t>
-        <w:br/>
-        <w:br/>
-        <w:t>[Нитка Б1: Погружение и мягкое расслабление]</w:t>
-        <w:br/>
-        <w:t xml:space="preserve">Теплая вода обнимает стопы, колени, поднимается до груди. </w:t>
-        <w:br/>
-        <w:t xml:space="preserve">Почувствуй, как в этом тепле мягко расслабляется лицо. </w:t>
-        <w:br/>
-        <w:t xml:space="preserve">Размыкаются зубы, нижняя челюсть становится абсолютно свободной. </w:t>
-        <w:br/>
-        <w:t xml:space="preserve">Плечи опускаются, отдавая воде всю скопившуюся тяжесть контроля. </w:t>
-        <w:br/>
-        <w:t>Здесь не нужно обороняться. Здесь можно быть просто собой. [Пауза 7 сек]</w:t>
+        <w:t>Сделай мягкий вдох носом... [Пауза 3 сек]</w:t>
+        <w:br/>
+        <w:t>И длинный, теплый, отпускающий выдох. [Пауза 4 сек]</w:t>
+        <w:br/>
+        <w:br/>
+        <w:t xml:space="preserve">Представь, как всё напряжение прошедшего дня, мелкие бытовые стычки, резкие интонации, колючие взгляды — начинают мягко осыпаться с твоих плеч, как сухие песчинки. </w:t>
+        <w:br/>
+        <w:t>Они падают вниз и растворяются без следа, освобождая твое живое дыхание. [Пауза 5 сек]</w:t>
+        <w:br/>
+        <w:br/>
+        <w:t xml:space="preserve">Расслабляется лоб... виски. </w:t>
+        <w:br/>
+        <w:t xml:space="preserve">Глаза спокойно отдыхают под веками. </w:t>
+        <w:br/>
+        <w:t xml:space="preserve">Нижняя челюсть становится абсолютно мягкой и свободной. Зубы размыкаются. </w:t>
+        <w:br/>
+        <w:t xml:space="preserve">Плечи плавно опускаются чуть ниже, отдавая тяжесть прошедшего дня. </w:t>
+        <w:br/>
+        <w:t xml:space="preserve">Шея освобождается, а руки становятся теплыми и тяжелыми. </w:t>
+        <w:br/>
+        <w:t xml:space="preserve">Дыхание находит свой естественный, тихий, размеренный ритм. </w:t>
+        <w:br/>
+        <w:t>Мысли спокойно протекают мимо, как листья по тихой речной воде. [Пауза 7 сек]</w:t>
+        <w:br/>
+        <w:br/>
+        <w:t>[Нитка А1: Ночной сосновый бор и термальный источник]</w:t>
+        <w:br/>
+        <w:t xml:space="preserve">И сквозь этот мягкий покой представь... что ты оказываешься в тихом, ночном хвойном лесу. </w:t>
+        <w:br/>
+        <w:t xml:space="preserve">Воздух здесь кристально чистый, прохладный, пахнет смолой, хвоей и влажным мхом. </w:t>
+        <w:br/>
+        <w:t xml:space="preserve">Над головой раскинулось высокое, бездонное звездное небо. </w:t>
+        <w:br/>
+        <w:t xml:space="preserve">Ты идешь босиком по мягкому ковру из сосновых иголок. Каждый шаг приятно заземляет и забирает суету. </w:t>
+        <w:br/>
+        <w:t xml:space="preserve">Впереди, среди темных стволов вековых сосен, поднимается клубящийся мягкий пар. </w:t>
+        <w:br/>
+        <w:t xml:space="preserve">Ты выходишь к природному минеральному источнику. </w:t>
+        <w:br/>
+        <w:t xml:space="preserve">Горячая целебная вода бьет из самых недр земли, храня первозданное подземное тепло. </w:t>
+        <w:br/>
+        <w:t>Ты медленно, бережно входишь в эту темную, шелковистую, согревающую воду. [Пауза 8 сек]</w:t>
+        <w:br/>
+        <w:br/>
+        <w:t>[Нитка Б1: Погружение и снятие защитной брони]</w:t>
+        <w:br/>
+        <w:t xml:space="preserve">Теплая вода обнимает стопы, икры, колени... Ты плавно погружаешься по самую грудь. </w:t>
+        <w:br/>
+        <w:t xml:space="preserve">Эта горячая минеральная вода — как жидкий бархат. </w:t>
+        <w:br/>
+        <w:t xml:space="preserve">Почувствуй, как в этом тепле мягко растворяется вся мышечная броня. </w:t>
+        <w:br/>
+        <w:t xml:space="preserve">Жевательные мышцы — стальные тиски, в которых ты держала раздражение — разжимаются до конца. </w:t>
+        <w:br/>
+        <w:t xml:space="preserve">Нижняя челюсть тяжело и расслабленно отвисает. </w:t>
+        <w:br/>
+        <w:t xml:space="preserve">Тепло проникает в плечи и воротниковую зону. Свинцовый груз контроля стекает в воду и растворяется. </w:t>
+        <w:br/>
+        <w:t xml:space="preserve">Здесь не нужно держать оборону. Здесь не от кого защищаться. </w:t>
+        <w:br/>
+        <w:t>Ты можешь быть просто собой. [Пауза 8 сек]</w:t>
         <w:br/>
         <w:br/>
         <w:t>[Нитка В: Ядро транса — Таяние льда и Сообщающиеся сосуды]</w:t>
         <w:br/>
-        <w:t xml:space="preserve">И теперь обрати внимание на область сердца. </w:t>
-        <w:br/>
-        <w:t xml:space="preserve">Иногда после ссор там образуется тонкая ледяная корочка обид. </w:t>
-        <w:br/>
-        <w:t xml:space="preserve">Позволь теплу целебной воды мягко прикоснуться к ней. </w:t>
-        <w:br/>
-        <w:t>Почувствуй, как лед начинает плавно таять. Капля за каплей. [Пауза 5 сек]</w:t>
+        <w:t xml:space="preserve">И теперь, в этой невесомости, обрати внимание на центр своей груди. </w:t>
+        <w:br/>
+        <w:t xml:space="preserve">Там, вокруг сердца, за дни споров и непонимания намерзла тонкая ледяная корочка обид. </w:t>
+        <w:br/>
+        <w:t xml:space="preserve">Позволь горячей целебной воде мягко коснуться этого льда. </w:t>
+        <w:br/>
+        <w:t>Почувствуй, как лед начинает истончаться и плавно таять. Капля за каплей. [Пауза 6 сек]</w:t>
         <w:br/>
         <w:br/>
         <w:t xml:space="preserve">Вспомни закон сообщающихся сосудов. </w:t>
         <w:br/>
         <w:t xml:space="preserve">Посмотри сквозь это тепло на своего партнера. </w:t>
         <w:br/>
-        <w:t xml:space="preserve">Осознай: за его раздражением или молчанием часто прячется не желание задеть, а простая человеческая усталость. </w:t>
-        <w:br/>
-        <w:t xml:space="preserve">Страх быть непонятым или ненужным. </w:t>
-        <w:br/>
-        <w:t xml:space="preserve">Его колючие слова — это попытка защититься от холода. </w:t>
-        <w:br/>
-        <w:t xml:space="preserve">И когда ты это видишь, потребность воевать исчезает. Ледяной панцирь тает без следа. </w:t>
-        <w:br/>
-        <w:t>Вы — не соперники. Вы два близких человека у одного теплого очага. [Пауза 8 сек]</w:t>
-        <w:br/>
-        <w:br/>
-        <w:t>[Закрытие Б2: Невесомость в теле]</w:t>
-        <w:br/>
-        <w:t xml:space="preserve">Твое тело становится невесомым и мягким. </w:t>
-        <w:br/>
-        <w:t>Дыхание течет глубоко и свободно. Внутри разливается покой. [Пауза 6 сек]</w:t>
+        <w:t xml:space="preserve">Осознай простую и глубокую истину: </w:t>
+        <w:br/>
+        <w:t xml:space="preserve">За каждым его резким словом, за бытовой претензией или глухой стеной отчуждения прячется вовсе не желание сделать больно. </w:t>
+        <w:br/>
+        <w:t xml:space="preserve">За этим фасадом прячется обычная человеческая усталость. </w:t>
+        <w:br/>
+        <w:t xml:space="preserve">Страх оказаться непонятым, страх быть отвергнутым и крик о нехватке тепла. </w:t>
+        <w:br/>
+        <w:t xml:space="preserve">Его колючки — это паника замерзающего путника, который не знает, как согреться. </w:t>
+        <w:br/>
+        <w:t xml:space="preserve">И когда ты это видишь, потребность воевать исчезает. Ледяной щит тает без остатка. </w:t>
+        <w:br/>
+        <w:t>Вместо глухой обороны рождается живая, теплая уязвимость: вы не враги на поле боя, вы — два близких спутника у одного теплого очага. [Пауза 9 сек]</w:t>
+        <w:br/>
+        <w:br/>
+        <w:t>[Закрытие Б2: Невесомость и покой]</w:t>
+        <w:br/>
+        <w:t xml:space="preserve">Твое тело становится абсолютно невесомым в теплой воде. </w:t>
+        <w:br/>
+        <w:t xml:space="preserve">Покой и мягкость проникают в каждую клеточку. </w:t>
+        <w:br/>
+        <w:t>Дыхание широкое, свободное и ровное. Внутри разливается тишина. [Пауза 7 сек]</w:t>
         <w:br/>
         <w:br/>
         <w:t>[Закрытие А2: Теплый плед на берегу]</w:t>
         <w:br/>
-        <w:t xml:space="preserve">Ты выходишь на берег и укутываешься в мягкий, согревающий шерстяной плед. </w:t>
-        <w:br/>
-        <w:t>Ночной лес тих и спокоен. Ты наполнена теплом и готова дарить это тепло в своей семье. [Пауза 6 сек]</w:t>
+        <w:t xml:space="preserve">Ты неспешно выходишь на берег. Ночной воздух освежает, но внутри горит ровное, целительное тепло. </w:t>
+        <w:br/>
+        <w:t xml:space="preserve">Ты укутываешься в огромный, мягкий шерстяной плед. </w:t>
+        <w:br/>
+        <w:t xml:space="preserve">Запах хвои, ночная тишина, абсолютная безопасность. </w:t>
+        <w:br/>
+        <w:t>Ты наполнена миром и готова дарить это тепло в своей семье. [Пауза 7 сек]</w:t>
         <w:br/>
         <w:br/>
         <w:t>[Выход]</w:t>
         <w:br/>
         <w:t xml:space="preserve">Сделай глубокий вдох... мягкий выдох. </w:t>
         <w:br/>
-        <w:t>Пошевели пальцами рук и ног. Открывай глаза с миром в душе. [Музыкальное завершение — Пауза 6 сек]</w:t>
+        <w:t xml:space="preserve">Пошевели пальцами рук и ног. </w:t>
+        <w:br/>
+        <w:t xml:space="preserve">Сохрани эту мягкость в сердце и открывай глаза. </w:t>
+        <w:br/>
+        <w:t>Ты дома. [Музыкальное завершение — Пауза 8 сек]</w:t>
       </w:r>
     </w:p>
     <w:p>
@@ -335,19 +446,27 @@
       <w:r>
         <w:rPr>
           <w:rFonts w:ascii="Calibri" w:hAnsi="Calibri"/>
+          <w:b/>
+          <w:color w:val="C0392B"/>
+          <w:sz w:val="20"/>
+        </w:rPr>
+        <w:t>🧠 ТЕРАПЕВТИЧЕСКИЙ ПАСПОРТ И ПСИХОЛОГИЧЕСКИЕ МИШЕНИ</w:t>
+        <w:br/>
+      </w:r>
+      <w:r>
+        <w:rPr>
+          <w:rFonts w:ascii="Calibri" w:hAnsi="Calibri"/>
           <w:sz w:val="19"/>
         </w:rPr>
-        <w:t>🧠 ТЕРАПЕВТИЧЕСКИЙ ПАСПОРТ И ПСИХОЛОГИЧЕСКИЕ МИШЕНИ</w:t>
-        <w:br/>
         <w:t>• Главная мишень: Мягкое освобождение от груза прошлых обид, сожжение старых взаимных претензий, обретение чистого листа в отношениях.</w:t>
         <w:br/>
-        <w:t>• Соматический фокус: Снятие тяжести с грудины, глубокий свободный вдох, тепло в ладонях от костра обновления, расслабление плеч.</w:t>
+        <w:t>• Соматический фокус: Подъем по каменным ступеням, снятие гранитной тяжести с грудины, глубокий свободный вдох, тепло в ладонях от костра обновления.</w:t>
         <w:br/>
         <w:t>• Терапевтический результат: Амнистия прошлых ошибок ради собственной свободы. Получение чистого свитка для написания новой главы союза.</w:t>
         <w:br/>
-        <w:t>• Параметры начитки: Хронометраж 12–14 мин (~1050 слов) | Музыка FlowMusic 432 Hz, Ре минор</w:t>
-        <w:br/>
-        <w:t>• Архитектура Косички: А1 (Древний Зал Памяти в каменной библиотеке) ➔ Б1 (Снятие тяжести с груди, легкий вдох) ➔ В (Ядро: Амбарная книга долгов, выход на террасу и мягкое сожжение страниц в Костре Обновления) ➔ Б2 (Кристальная чистота в легких, тепло в ладонях) ➔ А2 (Новый чистый пергамент для новой главы любви)</w:t>
+        <w:t>• Параметры начитки: Хронометраж 15–18 мин (~1250 слов) | Музыка FlowMusic 432 Hz, Ре минор | Глубокий освобождающий голос</w:t>
+        <w:br/>
+        <w:t>• Архитектура Косички: А1 (Древний Зал Памяти в каменной библиотеке на вершине скалы) ➔ Б1 (Сдвиг и раскалывание плиты с груди, легкий кристальный вдох) ➔ В (Ядро: Амбарная книга долгов, выход на террасу и сожжение страниц в Костре Обновления) ➔ Б2 (Кристальная чистота в легких, тепло в ладонях) ➔ А2 (Новый чистый пергамент для новой главы любви)</w:t>
       </w:r>
     </w:p>
     <w:p>
@@ -359,77 +478,107 @@
           <w:rFonts w:ascii="Calibri" w:hAnsi="Calibri"/>
           <w:sz w:val="21"/>
         </w:rPr>
-        <w:t>[Музыкальное вступление: глубокий, мягкий фон 432 Гц — Пауза 6 сек]</w:t>
-        <w:br/>
-        <w:br/>
-        <w:t>Здравствуй. [Пауза 3 сек]</w:t>
-        <w:br/>
-        <w:t>Позволь себе расположиться свободно и спокойно. Закрой глаза. [Пауза 4 сек]</w:t>
-        <w:br/>
-        <w:t xml:space="preserve">Сделай медленный вдох... и мягкий, долгий выдох. </w:t>
-        <w:br/>
-        <w:t>Сегодня мы бережно отпустим тени прошлого, чтобы освободить место для нового дыхания. [Пауза 5 сек]</w:t>
-        <w:br/>
-        <w:br/>
-        <w:t>[Нитка А1: Зал Памяти в каменной библиотеке]</w:t>
-        <w:br/>
-        <w:t xml:space="preserve">Представь, что ты поднимаешься по древним каменным ступеням на вершину тихой скалы. </w:t>
-        <w:br/>
-        <w:t xml:space="preserve">Там открываются двери в Зал Памяти — старинную библиотеку, где на полках хранятся воспоминания. </w:t>
-        <w:br/>
-        <w:t>Воздух здесь спокоен и чист. [Пауза 6 сек]</w:t>
-        <w:br/>
-        <w:br/>
-        <w:t>[Нитка Б1: Освобождение грудной клетки]</w:t>
-        <w:br/>
-        <w:t xml:space="preserve">Почувствуй, как тяжесть старых обид и невысказанных упреков мягко отступает от твоего сердца. </w:t>
-        <w:br/>
-        <w:t xml:space="preserve">Сделай глубокий вдох — и ощути, как ребра расширяются, а старая скованность уходит. </w:t>
-        <w:br/>
-        <w:t>Свободный, чистый вдох наполняет твои легкие до самых краев. [Пауза 6 сек]</w:t>
-        <w:br/>
-        <w:br/>
-        <w:t>[Нитка В: Ядро транса — Амнистия и Костер Обновления]</w:t>
-        <w:br/>
-        <w:t xml:space="preserve">На дубовом столе лежит старая книга взаимных счетов и припоминаний: «кто что сказал», «кто больше сделал». </w:t>
-        <w:br/>
-        <w:t xml:space="preserve">Эта книга тянет назад и мешает идти вперед. </w:t>
-        <w:br/>
-        <w:t xml:space="preserve">Ты берешь ее и выходишь на открытую каменную террасу, где в бронзовой чаше горит ясный Костер Обновления. </w:t>
-        <w:br/>
-        <w:br/>
-        <w:t xml:space="preserve">Осознай: прощение нужно прежде всего тебе самой — ради твоей свободы и легкости. </w:t>
+        <w:t>[Музыкальное вступление: глубокий, очищающий фон 432 Гц — Пауза 8 сек]</w:t>
+        <w:br/>
+        <w:br/>
+        <w:t>Здравствуй. [Пауза 4 сек]</w:t>
+        <w:br/>
+        <w:t>Позволь себе расположиться свободно, удобно и спокойно. Закрой глаза. [Пауза 4 сек]</w:t>
+        <w:br/>
+        <w:t>Сделай медленный вдох... и мягкий, долгий, тягучий выдох. [Пауза 4 сек]</w:t>
+        <w:br/>
+        <w:t>Сегодня мы бережно и навсегда отпустим тени прошлого, чтобы освободить место для нового дыхания в твоей жизни. [Пауза 5 сек]</w:t>
+        <w:br/>
+        <w:br/>
+        <w:t>[Нитка А1: Зал Памяти в каменной библиотеке на скале]</w:t>
+        <w:br/>
+        <w:t xml:space="preserve">Представь, что ты стоишь у подножия древней монолитной скалы. </w:t>
+        <w:br/>
+        <w:t xml:space="preserve">Вверх уходят широкие каменные ступени, вырубленные прямо в базальте века назад. </w:t>
+        <w:br/>
+        <w:t xml:space="preserve">Ты начинаешь неспешный, размеренный подъем. </w:t>
+        <w:br/>
+        <w:t xml:space="preserve">Каждый шаг дается легко и уверенно. С каждым шагом мелкая суета остается далеко внизу. </w:t>
+        <w:br/>
+        <w:t xml:space="preserve">Ты поднимаешься туда, где воздух становится кристально чистым, прозрачным и свежим. </w:t>
+        <w:br/>
+        <w:t xml:space="preserve">На самой вершине открываются массивные дубовые двери. </w:t>
+        <w:br/>
+        <w:t xml:space="preserve">Ты входишь в Зал Памяти — исполинскую полукруглую библиотеку. </w:t>
+        <w:br/>
+        <w:t>Вдоль каменных стен тянутся полки с бесконечными рядами старых фолиантов. Это архивы твоих воспоминаний. [Пауза 8 сек]</w:t>
+        <w:br/>
+        <w:br/>
+        <w:t>[Нитка Б1: Освобождение грудной клетки от гранитной тяжести]</w:t>
+        <w:br/>
+        <w:t xml:space="preserve">Почувствуй, как на твоей грудине, прямо на солнечном сплетении, лежит невидимая, но тяжелая плита. </w:t>
+        <w:br/>
+        <w:t xml:space="preserve">Это груз старых обид: припоминания, невысказанные упреки, разочарования, затаенная горечь. </w:t>
+        <w:br/>
+        <w:t xml:space="preserve">Этот камень годами мешал тебе дышать полной грудью, заставляя зажиматься при каждом воспоминании. </w:t>
+        <w:br/>
+        <w:t xml:space="preserve">Подойди к массивному столу в центре зала. Положи на него руки. </w:t>
+        <w:br/>
+        <w:t xml:space="preserve">Сделай мощный, свободный вдох — и почувствуй, как эта плита сдвигается с твоей груди. </w:t>
+        <w:br/>
+        <w:t xml:space="preserve">Она соскальзывает и с грохотом раскалывается на каменном полу, рассыпаясь в пыль. </w:t>
+        <w:br/>
+        <w:t>Первый настоящий, глубокий вдох свободы наполняет твои легкие до самых краев. [Пауза 8 сек]</w:t>
+        <w:br/>
+        <w:br/>
+        <w:t>[Нитка В: Ядро транса — Сожжение книги долгов в Костре Обновления]</w:t>
+        <w:br/>
+        <w:t xml:space="preserve">На столе перед тобой лежит она. Огромная амбарная книга в потертом кожаном переплете. </w:t>
+        <w:br/>
+        <w:t xml:space="preserve">Это книга взаимных долгов, претензий и припоминаний: «а ты тогда сказал...», «а я отдала больше...», «а ты не оценил...». Бесконечная бухгалтерия боли. </w:t>
+        <w:br/>
+        <w:t xml:space="preserve">Ты берешь этот тяжелый фолиант и выходишь на открытую каменную террасу. </w:t>
+        <w:br/>
+        <w:t xml:space="preserve">Там, в гигантской бронзовой чаше, горит и гудит первобытный Костер Обновления. </w:t>
+        <w:br/>
+        <w:br/>
+        <w:t xml:space="preserve">Осознай: пока ты хранишь эти счета — ты сама сидишь в тюрьме обид, сторожа своего обидчика. </w:t>
         <w:br/>
         <w:t xml:space="preserve">Ты открываешь книгу и страница за страницей отпускаешь старые долги в огонь. </w:t>
         <w:br/>
-        <w:t xml:space="preserve">Бумага мягко сгорает, превращаясь в легкий пепел, который уносит вечерний ветер. </w:t>
-        <w:br/>
-        <w:t xml:space="preserve">Сгорают старые обиды, недопонимания, взаимные счета. </w:t>
-        <w:br/>
-        <w:t>Ты произносишь про себя: «Я закрываю эту книгу. Я объявляю полную амнистию. Прошлое остается позади. Я выбираю свободу и любовь». [Пауза 8 сек]</w:t>
-        <w:br/>
-        <w:br/>
-        <w:t>[Закрытие Б2: Чистота в груди и тепло в ладонях]</w:t>
-        <w:br/>
-        <w:t xml:space="preserve">Почувствуй кристальную чистоту внутри. </w:t>
-        <w:br/>
-        <w:t>Дышится легко и свободно. В ладонях играет мягкое тепло огня. [Пауза 6 сек]</w:t>
-        <w:br/>
-        <w:br/>
-        <w:t>[Закрытие А2: Чистый пергамент союза]</w:t>
+        <w:t xml:space="preserve">Бумага мягко вспыхивает, превращаясь в легкий черный пепел, который подхватывает и уносит вечерний ветер. </w:t>
+        <w:br/>
+        <w:t xml:space="preserve">Сгорают старые ссоры, недопонимания, разочарования, взаимные счета. </w:t>
+        <w:br/>
+        <w:t xml:space="preserve">Ты бросаешь в огонь саму тяжелую обложку. Всё сгорает дотла. </w:t>
+        <w:br/>
+        <w:t xml:space="preserve">Произнеси про себя твердо и спокойно: </w:t>
+        <w:br/>
+        <w:t>«Я закрываю эту книгу. Я объявляю полную амнистию. Не ради оправдания чужих ошибок, а ради своей свободы и чистоты нашего союза. Счета закрыты навсегда». [Пауза 9 сек]</w:t>
+        <w:br/>
+        <w:br/>
+        <w:t>[Закрытие Б2: Кристальная чистота в теле]</w:t>
+        <w:br/>
+        <w:t xml:space="preserve">Почувствуй кристальную, звенящую чистоту в груди. </w:t>
+        <w:br/>
+        <w:t xml:space="preserve">Твои легкие дышат свободно и широко. </w:t>
+        <w:br/>
+        <w:t>В ладонях пульсирует живое, согревающее тепло от огня. Прошлого больше нет в твоем теле. [Пауза 7 сек]</w:t>
+        <w:br/>
+        <w:br/>
+        <w:t>[Закрытие А2: Чистый свиток союза]</w:t>
         <w:br/>
         <w:t xml:space="preserve">Ты возвращаешься в Зал Памяти. </w:t>
         <w:br/>
-        <w:t xml:space="preserve">На столе лежит новый, чистый свиток тонкого пергамента. </w:t>
-        <w:br/>
-        <w:t>Это чистый лист для вашей новой главы отношений, без оглядки назад. [Пауза 6 сек]</w:t>
+        <w:t xml:space="preserve">На столе вместо старой книги лежит новый, чистый свиток из тонкого пергамента. </w:t>
+        <w:br/>
+        <w:t xml:space="preserve">Он пахнет свежестью. На нем нет ни строчки. </w:t>
+        <w:br/>
+        <w:t>Это чистый лист для вашей новой главы отношений, которую вы начнете писать с чистого листа, без оглядки назад. [Пауза 7 сек]</w:t>
         <w:br/>
         <w:br/>
         <w:t>[Выход]</w:t>
         <w:br/>
-        <w:t xml:space="preserve">Сделай глубокий вдох... спокойный выдох. </w:t>
-        <w:br/>
-        <w:t>Пошевели пальцами. Открывай глаза, чувствуя легкость и обновление. [Музыкальное завершение — Пауза 6 сек]</w:t>
+        <w:t>Сделай глубокий вдох, ощущая легкость и обновление в сердце... [Пауза 3 сек]</w:t>
+        <w:br/>
+        <w:t>И спокойный выдох. [Пауза 4 сек]</w:t>
+        <w:br/>
+        <w:t>Пошевели пальцами. Открывай глаза, чувствуя свободу и силу. [Музыкальное завершение — Пауза 8 сек]</w:t>
       </w:r>
     </w:p>
     <w:p>
@@ -454,19 +603,27 @@
       <w:r>
         <w:rPr>
           <w:rFonts w:ascii="Calibri" w:hAnsi="Calibri"/>
+          <w:b/>
+          <w:color w:val="C0392B"/>
+          <w:sz w:val="20"/>
+        </w:rPr>
+        <w:t>🧠 ТЕРАПЕВТИЧЕСКИЙ ПАСПОРТ И ПСИХОЛОГИЧЕСКИЕ МИШЕНИ</w:t>
+        <w:br/>
+      </w:r>
+      <w:r>
+        <w:rPr>
+          <w:rFonts w:ascii="Calibri" w:hAnsi="Calibri"/>
           <w:sz w:val="19"/>
         </w:rPr>
-        <w:t>🧠 ТЕРАПЕВТИЧЕСКИЙ ПАСПОРТ И ПСИХОЛОГИЧЕСКИЕ МИШЕНИ</w:t>
-        <w:br/>
-        <w:t>• Главная мишень: Мягкое переключение из рабочего напряжения в режим семейного уюта и доверия.</w:t>
-        <w:br/>
-        <w:t>• Соматический фокус: Щелчок замка двери, мягкое расслабление плеч и челюсти, глубокий выдох животом, раскрытые теплые ладони.</w:t>
-        <w:br/>
-        <w:t>• Терапевтический результат: Осознание «Дом — это место мира, мы на одной стороне». Возвращение бережного и теплого контакта с близким.</w:t>
-        <w:br/>
-        <w:t>• Параметры начитки: Хронометраж 8–10 мин (~800 слов) | Музыка FlowMusic 528 Hz, До мажор</w:t>
-        <w:br/>
-        <w:t>• Архитектура Косички: А1 (Таежная изба в тихом лесу, мягкий медовый абажур) ➔ Б1 (Щелчок замка, сброс дневных забот, расслабление лица) ➔ В (Ядро: «Дом — место мира, партнер — уставший спутник в одной лодке») ➔ Б2 (Теплые открытые ладони, ровный пульс) ➔ А2 (Шершавая кружка с чаем из трав, согревающий взгляд)</w:t>
+        <w:t>• Главная мишень: Мягкое переключение из рабочего напряжения и социальной обороны в режим семейного уюта, нежности и доверия.</w:t>
+        <w:br/>
+        <w:t>• Соматический фокус: Щелчок замка двери, сброс промерзшей кольчуги роли, расслабление челюсти и плеч, глубокий выдох животом, раскрытые теплые ладони.</w:t>
+        <w:br/>
+        <w:t>• Терапевтический результат: Осознание «Дом — это место мира, мы на одной стороне, мы в одной лодке». Возвращение бережного и теплого контакта с близким.</w:t>
+        <w:br/>
+        <w:t>• Параметры начитки: Хронометраж 12–14 мин (~1100 слов) | Музыка FlowMusic 528 Hz, До мажор | Уютный, обволакивающий голос</w:t>
+        <w:br/>
+        <w:t>• Архитектура Косички: А1 (Таежная бревенчатая изба в тихом лесу, мягкий медовый абажур, чай с чабрецом) ➔ Б1 (Щелчок замка, сброс социальной кольчуги за порогом, расслабление лица) ➔ В (Ядро: «Дом — не поле боя, партнер — уставший спутник в одной лодке», таяние вечерней колючести) ➔ Б2 (Теплые открытые ладони, ровный пульс) ➔ А2 (Шершавая кружка с чаем из трав, согревающий взгляд на близкого)</w:t>
       </w:r>
     </w:p>
     <w:p>
@@ -478,53 +635,78 @@
           <w:rFonts w:ascii="Calibri" w:hAnsi="Calibri"/>
           <w:sz w:val="21"/>
         </w:rPr>
-        <w:t>[Музыкальное вступление: уютный, мягкий фон 528 Гц — Пауза 4 сек]</w:t>
-        <w:br/>
-        <w:br/>
-        <w:t>Здравствуй. [Пауза 3 сек]</w:t>
-        <w:br/>
-        <w:t xml:space="preserve">Сделай спокойный вдох... и закрой глаза. </w:t>
-        <w:br/>
-        <w:t xml:space="preserve">Услышь мягкий щелчок замка входной двери. </w:t>
-        <w:br/>
-        <w:t xml:space="preserve">Дверь закрылась, отрезая шум города, суету и рабочие требования. </w:t>
-        <w:br/>
-        <w:t>Оставь всю социальную броню за порогом. Дома она тебе не нужна. [Пауза 5 сек]</w:t>
-        <w:br/>
-        <w:br/>
-        <w:t>[Нитка А1: Таежная изба в лесу]</w:t>
-        <w:br/>
-        <w:t xml:space="preserve">Представь просторную деревянную избу в сосновом лесу. </w:t>
-        <w:br/>
-        <w:t xml:space="preserve">Здесь горит мягкий медовый свет абажура. В печи уютно потрескивают дрова. </w:t>
-        <w:br/>
-        <w:t xml:space="preserve">На столе дымится чай с чабрецом и мятой. </w:t>
-        <w:br/>
-        <w:t xml:space="preserve">Ты садишься в удобное кресло. Плечи опускаются. Челюсть расслабляется. </w:t>
-        <w:br/>
-        <w:t>Глубокий вдох животом — и длинный, теплый выдох. [Пауза 6 сек]</w:t>
+        <w:t>[Музыкальное вступление: уютный, обволакивающий, мягкий фон 528 Гц — Пауза 6 сек]</w:t>
+        <w:br/>
+        <w:br/>
+        <w:t>Здравствуй. [Пауза 4 сек]</w:t>
+        <w:br/>
+        <w:t>Сделай спокойный, глубокий вдох... и мягко закрой глаза. [Пауза 4 сек]</w:t>
+        <w:br/>
+        <w:t xml:space="preserve">Услышь этот звук: мягкий, надежный щелчок замка входной двери. </w:t>
+        <w:br/>
+        <w:t>Дверь закрылась. И этим простым щелчком мгновенно отрезается весь агрессивный шум внешнего мира: пробки, рабочие задачи, требования, чужие взгляды и суета мегаполиса. [Пауза 5 сек]</w:t>
+        <w:br/>
+        <w:br/>
+        <w:t xml:space="preserve">Остановись в прихожей своего сознания. </w:t>
+        <w:br/>
+        <w:t xml:space="preserve">Почувствуй, как на твоих плечах надета тяжелая, промерзшая на ветру кольчуга социальной роли: добытчика, защитника, стойкого бойца. </w:t>
+        <w:br/>
+        <w:t xml:space="preserve">Сделай длинный выдох — и мысленно расстегни пряжки этой брони. </w:t>
+        <w:br/>
+        <w:t xml:space="preserve">Позволь ей со звоном упасть на пол. </w:t>
+        <w:br/>
+        <w:t>Оставь ее за порогом. Дома она тебе не нужна. Здесь не от кого защищаться. [Пауза 7 сек]</w:t>
+        <w:br/>
+        <w:br/>
+        <w:t>[Нитка А1: Таежная бревенчатая изба в лесу]</w:t>
+        <w:br/>
+        <w:t xml:space="preserve">Ты переносишься в просторную, уютную бревенчатую избу в тихом сосновом лесу. </w:t>
+        <w:br/>
+        <w:t xml:space="preserve">Здесь горит мягкий медовый свет старого абажура. </w:t>
+        <w:br/>
+        <w:t xml:space="preserve">В каменной печи мерно потрескивают березовые дрова, разливая волны густого, согревающего тепла. </w:t>
+        <w:br/>
+        <w:t xml:space="preserve">На деревянном столе дымится кружка с горячим чаем из чабреца, мяты и лесных ягод. </w:t>
+        <w:br/>
+        <w:t xml:space="preserve">Ты садишься в глубокое, мягкое кресло. </w:t>
+        <w:br/>
+        <w:t xml:space="preserve">Плечи опускаются. Нижняя челюсть расслабляется. </w:t>
+        <w:br/>
+        <w:t>Сделай глубокий вдох животом — и длинный, теплый выдох, словно сбросила тяжелый рюкзак после долгого пути. [Пауза 7 сек]</w:t>
         <w:br/>
         <w:br/>
         <w:t>[Нитка В: Ядро транса — Дом как место мира]</w:t>
         <w:br/>
-        <w:t xml:space="preserve">Помни: дом — это место мира, а не поле битвы. </w:t>
-        <w:br/>
-        <w:t xml:space="preserve">Тот, кто рядом с тобой — это твой спутник, твой близкий человек. Вы плывете в одной лодке. </w:t>
-        <w:br/>
-        <w:t xml:space="preserve">Позволь вечернему раздражению растаять, как воску от свечи. </w:t>
-        <w:br/>
-        <w:t>Здесь безопасно быть уязвимой, нежной и настоящей. [Пауза 7 сек]</w:t>
+        <w:t xml:space="preserve">И теперь вспомни: Дом — это не поле битвы. </w:t>
+        <w:br/>
+        <w:t xml:space="preserve">Посмотри на человека, который рядом с тобой. </w:t>
+        <w:br/>
+        <w:t xml:space="preserve">Здесь не нужно держать круговую оборону, не нужно доказывать свою правоту или меряться усталостью. </w:t>
+        <w:br/>
+        <w:t xml:space="preserve">Тот, кто напротив тебя — это не соперник. Это твой близкий, твой уставший спутник. Вы плывете в одной лодке. </w:t>
+        <w:br/>
+        <w:t xml:space="preserve">Представь, как вся вечерняя колючесть, сарказм, придирки и колкие интонации тают, как воск от огня свечи. </w:t>
+        <w:br/>
+        <w:t>Ты снимаешь забрало и разрешаешь себе быть мягкой, уязвимой, ищущей тепла рядом с тем, кого выбрала. [Пауза 8 сек]</w:t>
         <w:br/>
         <w:br/>
         <w:t>[Закрытие Б2 &amp; А2: Теплые ладони и контакт]</w:t>
         <w:br/>
-        <w:t xml:space="preserve">Твои ладони теплые и открытые. </w:t>
-        <w:br/>
-        <w:t xml:space="preserve">Сердце бьется спокойно и ровно. </w:t>
-        <w:br/>
-        <w:t xml:space="preserve">В руках — тепло кружки с чаем, а в душе — искренняя благодарность за этот дом и близкого человека. </w:t>
-        <w:br/>
-        <w:t>Сделай вдох... потянись... и открывай глаза. Время тепла. [Музыкальное завершение — Пауза 5 сек]</w:t>
+        <w:t xml:space="preserve">Твои ладони теплые, мягкие, раскрытые. Они готовы касаться, согревать и обнимать. </w:t>
+        <w:br/>
+        <w:t xml:space="preserve">Сердце бьется ровно, спокойно и глубоко. </w:t>
+        <w:br/>
+        <w:t xml:space="preserve">За окном тихо шумят вековые сосны, охраняя ваш покой. </w:t>
+        <w:br/>
+        <w:t xml:space="preserve">В руках — приятная шероховатость кружки с чаем. А в сердце — благодарный, теплый, исцеляющий взгляд на близкого человека. </w:t>
+        <w:br/>
+        <w:t xml:space="preserve">Вы вместе. Вы справились. </w:t>
+        <w:br/>
+        <w:t xml:space="preserve">Сделай глубокий вдох... мягкий выдох. </w:t>
+        <w:br/>
+        <w:t xml:space="preserve">Потянись всем телом и открывай глаза. </w:t>
+        <w:br/>
+        <w:t>Добрый вечер. Время тепла и мира. [Музыкальное завершение — Пауза 6 сек]</w:t>
       </w:r>
     </w:p>
     <w:sectPr>

--- a/baza/03_сценарий_мы_вместе_семья_брак/МЕДИТАЦИИ_СЦЕНАРИЙ_3_МЫ_ВМЕСТЕ_МАГИГ.docx
+++ b/baza/03_сценарий_мы_вместе_семья_брак/МЕДИТАЦИИ_СЦЕНАРИЙ_3_МЫ_ВМЕСТЕ_МАГИГ.docx
@@ -28,9 +28,9 @@
           <w:color w:val="555555"/>
           <w:sz w:val="22"/>
         </w:rPr>
-        <w:t>Монументальный свод 4-х глубоких трансовых сессий по методу Анатолия Фёдорова (МАГиГ)</w:t>
-        <w:br/>
-        <w:t>Уникальный атлас метафор: Солнечная лесная поляна, Термальный источник в сосновом бору, Костер обновления в Зале Памяти и Таежная изба</w:t>
+        <w:t>Монументальный свод 4-х трансовых сессий по методу Анатолия Фёдорова (МАГиГ)</w:t>
+        <w:br/>
+        <w:t>Уроки 0, 3, 4 (15–18 мин) + Прикладной бонус (10 мин)</w:t>
         <w:br/>
         <w:t>Спикер: Федоров Анатолий Игоревич (Семейный психолог, гипнолог, проректор МАГиГ)</w:t>
       </w:r>
@@ -57,18 +57,10 @@
       <w:r>
         <w:rPr>
           <w:rFonts w:ascii="Calibri" w:hAnsi="Calibri"/>
-          <w:b/>
-          <w:color w:val="C0392B"/>
-          <w:sz w:val="20"/>
+          <w:sz w:val="19"/>
         </w:rPr>
         <w:t>🧠 ТЕРАПЕВТИЧЕСКИЙ ПАСПОРТ И ПСИХОЛОГИЧЕСКИЕ МИШЕНИ</w:t>
         <w:br/>
-      </w:r>
-      <w:r>
-        <w:rPr>
-          <w:rFonts w:ascii="Calibri" w:hAnsi="Calibri"/>
-          <w:sz w:val="19"/>
-        </w:rPr>
         <w:t>• Главная мишень: Снятие отчаяния и усталости после теста, выход из взаимных обвинений, первый шаг к восстановлению семейного тепла.</w:t>
         <w:br/>
         <w:t>• Соматический фокус: Ступенчатое расслабление, мягкая лесная поляна, сброс рюкзака обид в траву, свободное дыхание животом, расслабление воротниковой зоны.</w:t>
@@ -259,18 +251,10 @@
       <w:r>
         <w:rPr>
           <w:rFonts w:ascii="Calibri" w:hAnsi="Calibri"/>
-          <w:b/>
-          <w:color w:val="C0392B"/>
-          <w:sz w:val="20"/>
+          <w:sz w:val="19"/>
         </w:rPr>
         <w:t>🧠 ТЕРАПЕВТИЧЕСКИЙ ПАСПОРТ И ПСИХОЛОГИЧЕСКИЕ МИШЕНИ</w:t>
         <w:br/>
-      </w:r>
-      <w:r>
-        <w:rPr>
-          <w:rFonts w:ascii="Calibri" w:hAnsi="Calibri"/>
-          <w:sz w:val="19"/>
-        </w:rPr>
         <w:t>• Главная мишень: Мягкое растворение бытовых обид, снятие защитного панциря претензий, переход от войны к бережному контакту.</w:t>
         <w:br/>
         <w:t>• Соматический фокус: Мягкое растрескивание и осыпание дневной суеты, теплое погружение в минеральные воды в лесу, расслабление жевательных мышц и плеч.</w:t>
@@ -446,18 +430,10 @@
       <w:r>
         <w:rPr>
           <w:rFonts w:ascii="Calibri" w:hAnsi="Calibri"/>
-          <w:b/>
-          <w:color w:val="C0392B"/>
-          <w:sz w:val="20"/>
+          <w:sz w:val="19"/>
         </w:rPr>
         <w:t>🧠 ТЕРАПЕВТИЧЕСКИЙ ПАСПОРТ И ПСИХОЛОГИЧЕСКИЕ МИШЕНИ</w:t>
         <w:br/>
-      </w:r>
-      <w:r>
-        <w:rPr>
-          <w:rFonts w:ascii="Calibri" w:hAnsi="Calibri"/>
-          <w:sz w:val="19"/>
-        </w:rPr>
         <w:t>• Главная мишень: Мягкое освобождение от груза прошлых обид, сожжение старых взаимных претензий, обретение чистого листа в отношениях.</w:t>
         <w:br/>
         <w:t>• Соматический фокус: Подъем по каменным ступеням, снятие гранитной тяжести с грудины, глубокий свободный вдох, тепло в ладонях от костра обновления.</w:t>
@@ -603,27 +579,19 @@
       <w:r>
         <w:rPr>
           <w:rFonts w:ascii="Calibri" w:hAnsi="Calibri"/>
-          <w:b/>
-          <w:color w:val="C0392B"/>
-          <w:sz w:val="20"/>
+          <w:sz w:val="19"/>
         </w:rPr>
         <w:t>🧠 ТЕРАПЕВТИЧЕСКИЙ ПАСПОРТ И ПСИХОЛОГИЧЕСКИЕ МИШЕНИ</w:t>
         <w:br/>
-      </w:r>
-      <w:r>
-        <w:rPr>
-          <w:rFonts w:ascii="Calibri" w:hAnsi="Calibri"/>
-          <w:sz w:val="19"/>
-        </w:rPr>
         <w:t>• Главная мишень: Мягкое переключение из рабочего напряжения и социальной обороны в режим семейного уюта, нежности и доверия.</w:t>
         <w:br/>
         <w:t>• Соматический фокус: Щелчок замка двери, сброс промерзшей кольчуги роли, расслабление челюсти и плеч, глубокий выдох животом, раскрытые теплые ладони.</w:t>
         <w:br/>
         <w:t>• Терапевтический результат: Осознание «Дом — это место мира, мы на одной стороне, мы в одной лодке». Возвращение бережного и теплого контакта с близким.</w:t>
         <w:br/>
-        <w:t>• Параметры начитки: Хронометраж 12–14 мин (~1100 слов) | Музыка FlowMusic 528 Hz, До мажор | Уютный, обволакивающий голос</w:t>
-        <w:br/>
-        <w:t>• Архитектура Косички: А1 (Таежная бревенчатая изба в тихом лесу, мягкий медовый абажур, чай с чабрецом) ➔ Б1 (Щелчок замка, сброс социальной кольчуги за порогом, расслабление лица) ➔ В (Ядро: «Дом — не поле боя, партнер — уставший спутник в одной лодке», таяние вечерней колючести) ➔ Б2 (Теплые открытые ладони, ровный пульс) ➔ А2 (Шершавая кружка с чаем из трав, согревающий взгляд на близкого)</w:t>
+        <w:t>• Параметры начитки: Хронометраж 9–10 мин (~800 слов) | Музыка FlowMusic 528 Hz, До мажор</w:t>
+        <w:br/>
+        <w:t>• Архитектура Косички: А1 (Таежная изба) ➔ Б1 (Сброс кольчуги, щелчок замка) ➔ В (Ядро: «Дом — не поле боя») ➔ Б2 (Теплые ладони) ➔ А2 (Чай с чабрецом и теплый взгляд)</w:t>
       </w:r>
     </w:p>
     <w:p>
@@ -635,44 +603,44 @@
           <w:rFonts w:ascii="Calibri" w:hAnsi="Calibri"/>
           <w:sz w:val="21"/>
         </w:rPr>
-        <w:t>[Музыкальное вступление: уютный, обволакивающий, мягкий фон 528 Гц — Пауза 6 сек]</w:t>
-        <w:br/>
-        <w:br/>
-        <w:t>Здравствуй. [Пауза 4 сек]</w:t>
+        <w:t>[Музыкальное вступление: уютный, согревающий фон 528 Гц — Пауза 5 сек]</w:t>
+        <w:br/>
+        <w:br/>
+        <w:t>Здравствуй. [Пауза 3 сек]</w:t>
         <w:br/>
         <w:t>Сделай спокойный, глубокий вдох... и мягко закрой глаза. [Пауза 4 сек]</w:t>
         <w:br/>
         <w:t xml:space="preserve">Услышь этот звук: мягкий, надежный щелчок замка входной двери. </w:t>
         <w:br/>
-        <w:t>Дверь закрылась. И этим простым щелчком мгновенно отрезается весь агрессивный шум внешнего мира: пробки, рабочие задачи, требования, чужие взгляды и суета мегаполиса. [Пауза 5 сек]</w:t>
+        <w:t>Дверь закрылась. И этим простым щелчком мгновенно отрезается весь агрессивный шум внешнего мира: пробки, рабочие задачи, требования и суета города. [Пауза 5 сек]</w:t>
         <w:br/>
         <w:br/>
         <w:t xml:space="preserve">Остановись в прихожей своего сознания. </w:t>
         <w:br/>
-        <w:t xml:space="preserve">Почувствуй, как на твоих плечах надета тяжелая, промерзшая на ветру кольчуга социальной роли: добытчика, защитника, стойкого бойца. </w:t>
+        <w:t xml:space="preserve">Почувствуй, как на твоих плечах надета тяжелая, промерзшая на ветру кольчуга социальной роли: добытчика, руководителя, стойкого защитника. </w:t>
         <w:br/>
         <w:t xml:space="preserve">Сделай длинный выдох — и мысленно расстегни пряжки этой брони. </w:t>
         <w:br/>
         <w:t xml:space="preserve">Позволь ей со звоном упасть на пол. </w:t>
         <w:br/>
-        <w:t>Оставь ее за порогом. Дома она тебе не нужна. Здесь не от кого защищаться. [Пауза 7 сек]</w:t>
-        <w:br/>
-        <w:br/>
-        <w:t>[Нитка А1: Таежная бревенчатая изба в лесу]</w:t>
+        <w:t>Оставь ее за порогом. Дома она тебе не нужна. Здесь не от кого защищаться. [Пауза 6 сек]</w:t>
+        <w:br/>
+        <w:br/>
+        <w:t>[Нитка А1: Таежная изба у печи]</w:t>
         <w:br/>
         <w:t xml:space="preserve">Ты переносишься в просторную, уютную бревенчатую избу в тихом сосновом лесу. </w:t>
         <w:br/>
-        <w:t xml:space="preserve">Здесь горит мягкий медовый свет старого абажура. </w:t>
-        <w:br/>
-        <w:t xml:space="preserve">В каменной печи мерно потрескивают березовые дрова, разливая волны густого, согревающего тепла. </w:t>
-        <w:br/>
-        <w:t xml:space="preserve">На деревянном столе дымится кружка с горячим чаем из чабреца, мяты и лесных ягод. </w:t>
+        <w:t xml:space="preserve">Здесь горит мягкий медовый свет абажура. </w:t>
+        <w:br/>
+        <w:t xml:space="preserve">В каменной печи мерно потрескивают березовые дрова, разливая волны согревающего тепла. </w:t>
+        <w:br/>
+        <w:t xml:space="preserve">На столе дымится кружка с горячим чаем из чабреца и мяты. </w:t>
         <w:br/>
         <w:t xml:space="preserve">Ты садишься в глубокое, мягкое кресло. </w:t>
         <w:br/>
-        <w:t xml:space="preserve">Плечи опускаются. Нижняя челюсть расслабляется. </w:t>
-        <w:br/>
-        <w:t>Сделай глубокий вдох животом — и длинный, теплый выдох, словно сбросила тяжелый рюкзак после долгого пути. [Пауза 7 сек]</w:t>
+        <w:t xml:space="preserve">Плечи опускаются. Нижняя челюсть расслабляется, зубы размыкаются. </w:t>
+        <w:br/>
+        <w:t>Глубокий вдох животом — и длинный, теплый выдох, словно сбросила тяжелый рюкзак после долгой дороги. [Пауза 6 сек]</w:t>
         <w:br/>
         <w:br/>
         <w:t>[Нитка В: Ядро транса — Дом как место мира]</w:t>
@@ -685,9 +653,9 @@
         <w:br/>
         <w:t xml:space="preserve">Тот, кто напротив тебя — это не соперник. Это твой близкий, твой уставший спутник. Вы плывете в одной лодке. </w:t>
         <w:br/>
-        <w:t xml:space="preserve">Представь, как вся вечерняя колючесть, сарказм, придирки и колкие интонации тают, как воск от огня свечи. </w:t>
-        <w:br/>
-        <w:t>Ты снимаешь забрало и разрешаешь себе быть мягкой, уязвимой, ищущей тепла рядом с тем, кого выбрала. [Пауза 8 сек]</w:t>
+        <w:t xml:space="preserve">Представь, как вся вечерняя колючесть, сарказм, придирки и колкие интонации тают, как воск от огня. </w:t>
+        <w:br/>
+        <w:t>Ты снимаешь забрало и разрешаешь себе быть мягкой, уязвимой, ищущей тепла рядом с тем, кого выбрала. [Пауза 7 сек]</w:t>
         <w:br/>
         <w:br/>
         <w:t>[Закрытие Б2 &amp; А2: Теплые ладони и контакт]</w:t>
@@ -698,9 +666,12 @@
         <w:br/>
         <w:t xml:space="preserve">За окном тихо шумят вековые сосны, охраняя ваш покой. </w:t>
         <w:br/>
-        <w:t xml:space="preserve">В руках — приятная шероховатость кружки с чаем. А в сердце — благодарный, теплый, исцеляющий взгляд на близкого человека. </w:t>
-        <w:br/>
-        <w:t xml:space="preserve">Вы вместе. Вы справились. </w:t>
+        <w:t xml:space="preserve">В руках — тепло кружки с чаем. А в сердце — благодарный, теплый, исцеляющий взгляд на близкого. </w:t>
+        <w:br/>
+        <w:t>Вы вместе. Вы справились. [Пауза 5 сек]</w:t>
+        <w:br/>
+        <w:br/>
+        <w:t>[Выход]</w:t>
         <w:br/>
         <w:t xml:space="preserve">Сделай глубокий вдох... мягкий выдох. </w:t>
         <w:br/>

--- a/baza/03_сценарий_мы_вместе_семья_брак/МЕДИТАЦИИ_СЦЕНАРИЙ_3_МЫ_ВМЕСТЕ_МАГИГ.docx
+++ b/baza/03_сценарий_мы_вместе_семья_брак/МЕДИТАЦИИ_СЦЕНАРИЙ_3_МЫ_ВМЕСТЕ_МАГИГ.docx
@@ -30,7 +30,7 @@
         </w:rPr>
         <w:t>Монументальный свод 4-х трансовых сессий по методу Анатолия Фёдорова (МАГиГ)</w:t>
         <w:br/>
-        <w:t>Уроки 0, 3, 4 (15–18 мин) + Прикладной бонус (10 мин)</w:t>
+        <w:t>Уникальные не повторяющиеся индукции: Опускание защитных плеч, Растрескивание глины, Базальтовые ступени и Щелчок замка</w:t>
         <w:br/>
         <w:t>Спикер: Федоров Анатолий Игоревич (Семейный психолог, гипнолог, проректор МАГиГ)</w:t>
       </w:r>
@@ -61,15 +61,11 @@
         </w:rPr>
         <w:t>🧠 ТЕРАПЕВТИЧЕСКИЙ ПАСПОРТ И ПСИХОЛОГИЧЕСКИЕ МИШЕНИ</w:t>
         <w:br/>
-        <w:t>• Главная мишень: Снятие отчаяния и усталости после теста, выход из взаимных обвинений, первый шаг к восстановлению семейного тепла.</w:t>
+        <w:t>• Главная мишень: Снятие отчаяния после теста, выход из взаимных обвинений.</w:t>
         <w:br/>
-        <w:t>• Соматический фокус: Ступенчатое расслабление, мягкая лесная поляна, сброс рюкзака обид в траву, свободное дыхание животом, расслабление воротниковой зоны.</w:t>
+        <w:t>• Индукция: Опускание защитных плеч, солнечная поляна, сброс рюкзака в траву.</w:t>
         <w:br/>
-        <w:t>• Терапевтический результат: Обретение островка мира внутри себя: понимание, что за конфликтами живет потребность в принятии и любви.</w:t>
-        <w:br/>
-        <w:t>• Параметры начитки: Хронометраж 14–16 мин (~1100 слов) | Музыка FlowMusic 432 Hz, Ре минор | Мягкий гармонизирующий голос</w:t>
-        <w:br/>
-        <w:t>• Архитектура Косички: А1 (Солнечная лесная поляна, пение птиц, теплый ветер) ➔ Б1 (Сброс рюкзака обид в траву, мягкая земля под спиной) ➔ В (Ядро: Внутренний островок мира, истинное желание любви за маской ссор) ➔ Б2 (Золотистое тепло в сердце и ладонях) ➔ А2 (Защищенность леса, ясный горизонт)</w:t>
+        <w:t>• Параметры: 15–16 мин (~1100 слов) | 432 Hz</w:t>
       </w:r>
     </w:p>
     <w:p>
@@ -81,152 +77,97 @@
           <w:rFonts w:ascii="Calibri" w:hAnsi="Calibri"/>
           <w:sz w:val="21"/>
         </w:rPr>
-        <w:t>[Музыкальное вступление: мягкий, обволакивающий, гармонизирующий фон 432 Гц — Пауза 8 сек]</w:t>
+        <w:t>[Музыкальное вступление: мягкий, гармонизирующий фон 432 Гц — Пауза 8 сек]</w:t>
         <w:br/>
         <w:br/>
         <w:t>Здравствуй. [Пауза 4 сек]</w:t>
         <w:br/>
-        <w:t>Позволь себе расположиться так, чтобы твоему телу было по-настоящему свободно, удобно и спокойно. [Пауза 4 сек]</w:t>
+        <w:t xml:space="preserve">Расположись так, чтобы телу было абсолютно комфортно. </w:t>
         <w:br/>
-        <w:t>И прежде всего просто помни: это время принадлежит только тебе. [Пауза 4 сек]</w:t>
+        <w:t>Не нужно стараться сесть «правильно» — сядь так, как просит твое уставшее тело. [Пауза 4 сек]</w:t>
         <w:br/>
-        <w:t>Ты только что прошла тест... Ты увидела, сколько сил, нервов и душевного ресурса уходит на взаимные упреки, бытовые стычки, на это тягостное чувство одиночества вдвоем, когда в одном доме становится холодно и пусто. [Пауза 5 сек]</w:t>
+        <w:t xml:space="preserve">Ты прошла тест и увидела, сколько душевных сил сгорает в бытовых разногласиях, невысказанных обидах и взаимном отчуждении. </w:t>
         <w:br/>
-        <w:t xml:space="preserve">И первое, что мне очень важно сказать тебе прямо сейчас: </w:t>
+        <w:t xml:space="preserve">И первое, что важно осознать: в этом нет твоей вины. </w:t>
         <w:br/>
-        <w:t>В этом нет твоей персональной вины. [Пауза 4 сек]</w:t>
+        <w:t xml:space="preserve">Долгие отношения — это живая система, в которой накапливается усталость. </w:t>
         <w:br/>
-        <w:t xml:space="preserve">Семья и долгие отношения — это живой организм, который проходит через кризисы, усталость и периоды охлаждения. </w:t>
-        <w:br/>
-        <w:t>То, что ты чувствуешь сейчас — это не крах. Это просто сигнал о том, что старые способы общения себя исчерпали, и пришло время позаботиться о себе, вернуть себе внутреннюю опору и тепло. [Пауза 5 сек]</w:t>
-        <w:br/>
-        <w:t>И прямо здесь ты можешь позволить себе на несколько минут выйти из этой изматывающей борьбы. Сложить оружие и просто глубоко выдохнуть. [Пауза 6 сек]</w:t>
+        <w:t>Прямо сейчас мы не будем искать виноватых. Мы дадим твоему телу отдых от постоянного ожидания подвоха или упрека. [Пауза 5 сек]</w:t>
         <w:br/>
         <w:br/>
-        <w:t xml:space="preserve">Найди место, где тебя никто не потревожит. Отложи телефон. </w:t>
+        <w:t xml:space="preserve">Закрой глаза и обрати внимание на то, как ты держишь плечи. </w:t>
         <w:br/>
-        <w:t>Убедись, что ты в тишине и безопасности. [Пауза 4 сек]</w:t>
+        <w:t xml:space="preserve">Часто в ссорах плечи незаметно приподнимаются, словно защищая шею от удара. </w:t>
         <w:br/>
-        <w:t xml:space="preserve">Пусть эти минуты станут островком абсолютного мира для твоей души. </w:t>
+        <w:t xml:space="preserve">Сделай мягкий вдох носом... и с долгим выдохом позволь плечам просто упасть вниз. </w:t>
         <w:br/>
-        <w:t xml:space="preserve">Пространством, где тебе не нужно ничего доказывать, не нужно обороняться или оправдываться. </w:t>
+        <w:t xml:space="preserve">Почувствуй, как затылок и шея становятся свободными. </w:t>
         <w:br/>
-        <w:t xml:space="preserve">Ты можешь сидеть, чувствуя надежную опору пола под стопами... А можешь облокотиться на спинку дивана или лечь. </w:t>
+        <w:t xml:space="preserve">Разгладь лоб. Убери напряжение из бровей. </w:t>
         <w:br/>
-        <w:t>Позволь опоре бережно держать тебя. [Пауза 6 сек]</w:t>
+        <w:t xml:space="preserve">Разомкни зубы, пусть нижняя челюсть станет мягкой и тяжелой. </w:t>
         <w:br/>
+        <w:t xml:space="preserve">Руки лежат спокойно, ладони раскрыты вверх или мягко касаются бедер. </w:t>
         <w:br/>
-        <w:t>Сделай один мягкий, свободный вдох носом... [Пауза 3 сек]</w:t>
-        <w:br/>
-        <w:t>И длинный, теплый, отпускающий выдох через полуоткрытые губы. [Пауза 5 сек]</w:t>
-        <w:br/>
-        <w:t xml:space="preserve">И пока этот выдох продолжается, почувствуй, как тяжесть прошедших дней начинает мягко стекать с твоего тела. </w:t>
-        <w:br/>
-        <w:t>С каждым вдохом и каждым выдохом расслабление наполняет тебя. [Пауза 5 сек]</w:t>
-        <w:br/>
-        <w:br/>
-        <w:t xml:space="preserve">Разглаживается лоб. Уходят морщинки напряжения между бровями. </w:t>
-        <w:br/>
-        <w:t xml:space="preserve">Виски становятся легкими и прохладными. </w:t>
-        <w:br/>
-        <w:t xml:space="preserve">Мышцы вокруг глаз расслабляются, веки тяжелеют. </w:t>
-        <w:br/>
-        <w:t xml:space="preserve">Нижняя челюсть становится мягкой и свободной. Разомкни зубы. </w:t>
-        <w:br/>
-        <w:t xml:space="preserve">Именно здесь годами копились невысказанные обиды, проглоченные слова и сдержанное раздражение. </w:t>
-        <w:br/>
-        <w:t>Отпусти их. Пусть лицо станет спокойным, мягким и безмятежным. [Пауза 6 сек]</w:t>
-        <w:br/>
-        <w:br/>
-        <w:t xml:space="preserve">Плечи плавно опускаются на сантиметр ниже, освобождая шею и воротниковую зону. </w:t>
-        <w:br/>
-        <w:t xml:space="preserve">Тяжелый груз семейного контроля и ответственности растворяется. </w:t>
-        <w:br/>
-        <w:t xml:space="preserve">Тепло течет по рукам... к локтям... к запястьям... в самые ладони. Ладони становятся мягкими и согреваются. </w:t>
-        <w:br/>
-        <w:t xml:space="preserve">Грудная клетка дышит свободно и просторно. Живот расслаблен. </w:t>
-        <w:br/>
-        <w:t xml:space="preserve">Волна покоя опускается по спине, к пояснице, бедрам и стопам. </w:t>
-        <w:br/>
-        <w:t>Дыхание находит свой природный, ровный ритм. Мысли плавно протекают мимо, как облака в тихий летний день. [Пауза 8 сек]</w:t>
+        <w:t>Дыхание переходит в живот, становясь тихим, теплым и волнообразным. [Пауза 7 сек]</w:t>
         <w:br/>
         <w:br/>
         <w:t>[Нитка А1: Солнечная лесная поляна]</w:t>
         <w:br/>
-        <w:t xml:space="preserve">И сквозь этот мягкий покой представь... что ты выходишь на тихую, залитую ласковым солнцем лесную поляну. </w:t>
+        <w:t xml:space="preserve">И сквозь этот мягкий покой представь... что ты выходишь на тихую, прогретую полуденным солнцем лесную поляну. </w:t>
         <w:br/>
-        <w:t xml:space="preserve">Здесь цветут дикие травы, поют птицы, воздух напоен ароматом цветов, согретой хвои и свежести. </w:t>
+        <w:t xml:space="preserve">Вокруг шелестят травы, поют птицы, воздух пахнет ромашкой, клевером и хвоей. </w:t>
         <w:br/>
-        <w:t xml:space="preserve">Ты идешь босиком по мягкой, шелковистой траве. </w:t>
+        <w:t xml:space="preserve">За твоими плечами висел тяжелый рюкзак недавних бытовых претензий и обид. </w:t>
         <w:br/>
-        <w:t xml:space="preserve">За твоими плечами висел тяжелый походный рюкзак, доверху набитый недавними ссорами, бытовыми обидами и взаимными претензиями. </w:t>
+        <w:t xml:space="preserve">Ты расстегиваешь пряжки и с выдохом сбрасываешь его в траву. </w:t>
         <w:br/>
-        <w:t xml:space="preserve">Ты останавливаешься посреди поляны, расстегиваешь лямки и с глубоким выдохом сбрасываешь этот рюкзак в траву. </w:t>
+        <w:t xml:space="preserve">Тебе больше не нужно нести его. </w:t>
         <w:br/>
-        <w:t xml:space="preserve">Он падает. Тебе больше не нужно нести этот груз в одиночку. </w:t>
-        <w:br/>
-        <w:t>Ты ложишься на теплую, нагретую солнцем траву, раскинув руки в стороны. [Пауза 8 сек]</w:t>
+        <w:t>Ты ложишься на теплую, мягкую траву, раскинув руки в стороны. [Пауза 8 сек]</w:t>
         <w:br/>
         <w:br/>
-        <w:t>[Нитка Б1: Расслабление тела на земле]</w:t>
+        <w:t>[Нитка Б1: Земля впитывает усталость]</w:t>
         <w:br/>
-        <w:t xml:space="preserve">Почувствуй, как мягкая, живая земля бережно принимает твое тело. </w:t>
+        <w:t xml:space="preserve">Почувствуй теплую, живую землю под своей спиной. </w:t>
         <w:br/>
-        <w:t xml:space="preserve">Она обнимает твою спину, плечи, руки. </w:t>
+        <w:t xml:space="preserve">Она принимает весь твой вес, забирая горечь недавних споров и разочарований. </w:t>
         <w:br/>
-        <w:t xml:space="preserve">Она забирает всю горечь недавних споров, всю колкость, обиду и разочарование. </w:t>
-        <w:br/>
-        <w:t xml:space="preserve">Земля трансформирует любое напряжение в покой. </w:t>
-        <w:br/>
-        <w:t>Каждая мышца твоего тела становится мягкой, напитанной теплом и глубоким отдыхом. [Пауза 7 сек]</w:t>
+        <w:t>Каждая мышца оттаивает, наполняясь покоем и отдыхом. [Пауза 7 сек]</w:t>
         <w:br/>
         <w:br/>
-        <w:t>[Нитка В: Ядро транса — Островок мира внутри]</w:t>
+        <w:t>[Нитка В: Ядро транса — Островок мира]</w:t>
         <w:br/>
-        <w:t xml:space="preserve">И в этой звенящей тишине леса осознай самое главное: </w:t>
+        <w:t xml:space="preserve">И в этой тишине леса вспомни: </w:t>
         <w:br/>
-        <w:t xml:space="preserve">За всеми бытовыми конфликтами, за хлопнувшими дверями и холодными взглядами — всегда прячется одно и то же простое человеческое желание. </w:t>
+        <w:t xml:space="preserve">За всеми конфликтами и бытовыми уколами всегда прячется простое желание — быть принятой, услышанной и любить. </w:t>
         <w:br/>
-        <w:t xml:space="preserve">Желание быть услышанной. Быть принятой. Чувствовать себя ценной и любить. </w:t>
+        <w:t xml:space="preserve">Этот островок мира и любви внутри тебя не тронут. </w:t>
         <w:br/>
-        <w:t xml:space="preserve">И этот островок мира, любви и тепла внутри тебя — абсолютно цел. </w:t>
-        <w:br/>
-        <w:t xml:space="preserve">Его невозможно разрушить бытом или усталостью. Он с тобой. </w:t>
-        <w:br/>
-        <w:t>И именно из этого внутреннего покоя, из любви к себе ты сможешь по-новому выстроить контакт и вернуть тепло в свой дом. [Пауза 8 сек]</w:t>
+        <w:t>И из этого покоя ты сможешь вернуть тепло в свой дом. [Пауза 8 сек]</w:t>
         <w:br/>
         <w:br/>
         <w:t>[Закрытие Б2: Золотое тепло в сердце]</w:t>
         <w:br/>
-        <w:t xml:space="preserve">Мягкое золотистое тепло разливается в центре твоей груди. </w:t>
+        <w:t xml:space="preserve">Золотистое тепло разливается в центре груди, согревая сердце. </w:t>
         <w:br/>
-        <w:t xml:space="preserve">Оно согревает сердце, снимает ледяную скованность. </w:t>
-        <w:br/>
-        <w:t>Дышать легко, радостно и свободно. Внутри наступает глубокий, исцеляющий мир. [Пауза 7 сек]</w:t>
+        <w:t>Дышать легко и просторно. [Пауза 6 сек]</w:t>
         <w:br/>
         <w:br/>
-        <w:t>[Закрытие А2: Поляна и ясный горизонт]</w:t>
+        <w:t>[Закрытие А2: Поляна и солнце]</w:t>
         <w:br/>
-        <w:t xml:space="preserve">Ласковое солнце согревает твое лицо. </w:t>
+        <w:t xml:space="preserve">Солнце ласково греет лицо. Лес дарит защиту и стабильность. </w:t>
         <w:br/>
-        <w:t xml:space="preserve">Лес вокруг дарит чувство защиты, надежности и стабильности. </w:t>
-        <w:br/>
-        <w:t>Ты наполнена силами. Ты готова к бережным переменам. [Пауза 6 сек]</w:t>
+        <w:t>Ты готова к бережным переменам. [Пауза 6 сек]</w:t>
         <w:br/>
         <w:br/>
         <w:t>[Выход]</w:t>
         <w:br/>
-        <w:t>Сделай глубокий вдох, вбирая тепло и свежесть леса... [Пауза 3 сек]</w:t>
+        <w:t xml:space="preserve">Глубокий вдох... спокойный выдох. </w:t>
         <w:br/>
-        <w:t>И спокойный, долгий выдох. [Пауза 4 сек]</w:t>
+        <w:t xml:space="preserve">Пошевели пальцами, потянись. </w:t>
         <w:br/>
-        <w:t xml:space="preserve">Пошевели пальцами рук и ног. </w:t>
-        <w:br/>
-        <w:t xml:space="preserve">Потянись всем телом, чувствуя легкость и обновление в каждой клетке. </w:t>
-        <w:br/>
-        <w:t xml:space="preserve">И открывай глаза. </w:t>
-        <w:br/>
-        <w:t>С возвращением. Впереди новый, теплый путь. [Музыкальное завершение — Пауза 8 сек]</w:t>
+        <w:t>Открывай глаза. Впереди новый, теплый путь. [Музыкальное завершение — Пауза 8 сек]</w:t>
       </w:r>
     </w:p>
     <w:p>
@@ -255,15 +196,11 @@
         </w:rPr>
         <w:t>🧠 ТЕРАПЕВТИЧЕСКИЙ ПАСПОРТ И ПСИХОЛОГИЧЕСКИЕ МИШЕНИ</w:t>
         <w:br/>
-        <w:t>• Главная мишень: Мягкое растворение бытовых обид, снятие защитного панциря претензий, переход от войны к бережному контакту.</w:t>
+        <w:t>• Главная мишень: Растворение бытовых обид, закон сообщающихся сосудов.</w:t>
         <w:br/>
-        <w:t>• Соматический фокус: Мягкое растрескивание и осыпание дневной суеты, теплое погружение в минеральные воды в лесу, расслабление жевательных мышц и плеч.</w:t>
+        <w:t>• Индукция: Растрескивание глиняного панциря, ночной термальный ключ.</w:t>
         <w:br/>
-        <w:t>• Терапевтический результат: Таяние льда вокруг сердца. Понимание закона сообщающихся сосудов: за бытовыми уколами партнера стоит усталость и нехватка тепла.</w:t>
-        <w:br/>
-        <w:t>• Параметры начитки: Хронометраж 15–18 мин (~1250 слов) | Музыка FlowMusic 528 Hz, До мажор | Мягкий исцеляющий голос</w:t>
-        <w:br/>
-        <w:t>• Архитектура Косички: А1 (Ночной сосновый бор и пар горячего минерального источника) ➔ Б1 (Погружение в целебную теплую воду, мягкая челюсть, невесомость) ➔ В (Ядро: Таяние ледяной корки сердца, закон сообщающихся сосудов, переход к уязвимости и теплу) ➔ Б2 (Невесомость и мягкость тела) ➔ А2 (Шерстяной пушистый плед на берегу под соснами)</w:t>
+        <w:t>• Параметры: 16–18 мин (~1250 слов) | 528 Hz</w:t>
       </w:r>
     </w:p>
     <w:p>
@@ -275,135 +212,93 @@
           <w:rFonts w:ascii="Calibri" w:hAnsi="Calibri"/>
           <w:sz w:val="21"/>
         </w:rPr>
-        <w:t>[Музыкальное вступление: мягкий, обволакивающий, целебный фон 528 Гц — Пауза 8 сек]</w:t>
+        <w:t>[Музыкальное вступление: мягкий, целебный фон 528 Гц — Пауза 8 сек]</w:t>
         <w:br/>
         <w:br/>
         <w:t>Здравствуй. [Пауза 4 сек]</w:t>
         <w:br/>
-        <w:t>Позволь себе расположиться так, чтобы тело почувствовало настоящую опору, безопасность и покой. [Пауза 4 сек]</w:t>
+        <w:t>Позволь себе расположиться так, чтобы тело почувствовало настоящую опору и безопасность. [Пауза 4 сек]</w:t>
         <w:br/>
-        <w:t xml:space="preserve">Это время принадлежит только тебе. </w:t>
+        <w:t xml:space="preserve">Представь, что за прошедший день на твоем теле образовался тонкий, сухой глиняный панцирь из мелких претензий, колких интонаций и сдержанных реакций. </w:t>
         <w:br/>
-        <w:t>Сделай мягкий вдох носом... [Пауза 3 сек]</w:t>
+        <w:t xml:space="preserve">Сделай глубокий вдох... и с длинным, теплым выдохом почувствуй, как эта сухая глина начинает растрескиваться. </w:t>
         <w:br/>
-        <w:t>И длинный, теплый, отпускающий выдох. [Пауза 4 сек]</w:t>
+        <w:t>Она лопается и осыпается вниз, песчинка за песчинкой, освобождая твое живое тело. [Пауза 5 сек]</w:t>
         <w:br/>
         <w:br/>
-        <w:t xml:space="preserve">Представь, как всё напряжение прошедшего дня, мелкие бытовые стычки, резкие интонации, колючие взгляды — начинают мягко осыпаться с твоих плеч, как сухие песчинки. </w:t>
+        <w:t xml:space="preserve">Разглаживается кожа лба. Виски становятся мягкими. </w:t>
         <w:br/>
-        <w:t>Они падают вниз и растворяются без следа, освобождая твое живое дыхание. [Пауза 5 сек]</w:t>
+        <w:t xml:space="preserve">Веки тяжело опускаются. </w:t>
+        <w:br/>
+        <w:t xml:space="preserve">Нижняя челюсть расслабляется, зубы размыкаются. </w:t>
+        <w:br/>
+        <w:t xml:space="preserve">Плечи опадают вниз, сбрасывая всю тяжесть контроля. </w:t>
+        <w:br/>
+        <w:t xml:space="preserve">Руки становятся теплыми и мягкими. </w:t>
+        <w:br/>
+        <w:t>Дыхание течет ровно и глубоко, мысли уплывают прочь. [Пауза 7 сек]</w:t>
         <w:br/>
         <w:br/>
-        <w:t xml:space="preserve">Расслабляется лоб... виски. </w:t>
+        <w:t>[Нитка А1: Ночной сосновый бор и горячий источник]</w:t>
         <w:br/>
-        <w:t xml:space="preserve">Глаза спокойно отдыхают под веками. </w:t>
+        <w:t xml:space="preserve">И сквозь этот покой представь... что ты идешь по ночному хвойному лесу под звездным небом. </w:t>
         <w:br/>
-        <w:t xml:space="preserve">Нижняя челюсть становится абсолютно мягкой и свободной. Зубы размыкаются. </w:t>
+        <w:t xml:space="preserve">Воздух чистый, пахнет смолой и влажным мхом. </w:t>
         <w:br/>
-        <w:t xml:space="preserve">Плечи плавно опускаются чуть ниже, отдавая тяжесть прошедшего дня. </w:t>
+        <w:t xml:space="preserve">Ты выходишь к природному минеральному источнику, над которым клубится теплый пар. </w:t>
         <w:br/>
-        <w:t xml:space="preserve">Шея освобождается, а руки становятся теплыми и тяжелыми. </w:t>
+        <w:t xml:space="preserve">Горячая вода бьет из глубины земли. </w:t>
         <w:br/>
-        <w:t xml:space="preserve">Дыхание находит свой естественный, тихий, размеренный ритм. </w:t>
-        <w:br/>
-        <w:t>Мысли спокойно протекают мимо, как листья по тихой речной воде. [Пауза 7 сек]</w:t>
+        <w:t>Ты медленно входишь в эту шелковистую, бархатную целебную воду. [Пауза 8 сек]</w:t>
         <w:br/>
         <w:br/>
-        <w:t>[Нитка А1: Ночной сосновый бор и термальный источник]</w:t>
+        <w:t>[Нитка Б1: Погружение и снятие брони]</w:t>
         <w:br/>
-        <w:t xml:space="preserve">И сквозь этот мягкий покой представь... что ты оказываешься в тихом, ночном хвойном лесу. </w:t>
+        <w:t xml:space="preserve">Теплая вода обнимает стопы, колени, поднимается до груди. </w:t>
         <w:br/>
-        <w:t xml:space="preserve">Воздух здесь кристально чистый, прохладный, пахнет смолой, хвоей и влажным мхом. </w:t>
+        <w:t xml:space="preserve">В этом тепле плавится вся мышечная броня. </w:t>
         <w:br/>
-        <w:t xml:space="preserve">Над головой раскинулось высокое, бездонное звездное небо. </w:t>
+        <w:t xml:space="preserve">Жевательные мышцы разжимаются до конца. Свинцовый груз контроля растворяется в воде. </w:t>
         <w:br/>
-        <w:t xml:space="preserve">Ты идешь босиком по мягкому ковру из сосновых иголок. Каждый шаг приятно заземляет и забирает суету. </w:t>
-        <w:br/>
-        <w:t xml:space="preserve">Впереди, среди темных стволов вековых сосен, поднимается клубящийся мягкий пар. </w:t>
-        <w:br/>
-        <w:t xml:space="preserve">Ты выходишь к природному минеральному источнику. </w:t>
-        <w:br/>
-        <w:t xml:space="preserve">Горячая целебная вода бьет из самых недр земли, храня первозданное подземное тепло. </w:t>
-        <w:br/>
-        <w:t>Ты медленно, бережно входишь в эту темную, шелковистую, согревающую воду. [Пауза 8 сек]</w:t>
-        <w:br/>
-        <w:br/>
-        <w:t>[Нитка Б1: Погружение и снятие защитной брони]</w:t>
-        <w:br/>
-        <w:t xml:space="preserve">Теплая вода обнимает стопы, икры, колени... Ты плавно погружаешься по самую грудь. </w:t>
-        <w:br/>
-        <w:t xml:space="preserve">Эта горячая минеральная вода — как жидкий бархат. </w:t>
-        <w:br/>
-        <w:t xml:space="preserve">Почувствуй, как в этом тепле мягко растворяется вся мышечная броня. </w:t>
-        <w:br/>
-        <w:t xml:space="preserve">Жевательные мышцы — стальные тиски, в которых ты держала раздражение — разжимаются до конца. </w:t>
-        <w:br/>
-        <w:t xml:space="preserve">Нижняя челюсть тяжело и расслабленно отвисает. </w:t>
-        <w:br/>
-        <w:t xml:space="preserve">Тепло проникает в плечи и воротниковую зону. Свинцовый груз контроля стекает в воду и растворяется. </w:t>
-        <w:br/>
-        <w:t xml:space="preserve">Здесь не нужно держать оборону. Здесь не от кого защищаться. </w:t>
-        <w:br/>
-        <w:t>Ты можешь быть просто собой. [Пауза 8 сек]</w:t>
+        <w:t>Здесь не нужно обороняться. Ты в полной безопасности. [Пауза 8 сек]</w:t>
         <w:br/>
         <w:br/>
         <w:t>[Нитка В: Ядро транса — Таяние льда и Сообщающиеся сосуды]</w:t>
         <w:br/>
-        <w:t xml:space="preserve">И теперь, в этой невесомости, обрати внимание на центр своей груди. </w:t>
+        <w:t xml:space="preserve">И теперь в центре груди найди тонкую ледяную корочку недавних обид. </w:t>
         <w:br/>
-        <w:t xml:space="preserve">Там, вокруг сердца, за дни споров и непонимания намерзла тонкая ледяная корочка обид. </w:t>
+        <w:t xml:space="preserve">Позволь горячей воде коснуться ее. Лед начинает плавно таять. </w:t>
         <w:br/>
-        <w:t xml:space="preserve">Позволь горячей целебной воде мягко коснуться этого льда. </w:t>
+        <w:t xml:space="preserve">Вспомни закон сообщающихся сосудов: </w:t>
         <w:br/>
-        <w:t>Почувствуй, как лед начинает истончаться и плавно таять. Капля за каплей. [Пауза 6 сек]</w:t>
+        <w:t xml:space="preserve">За резкими словами и колючками партнера прячется не злость, а усталость и крик о нехватке тепла. </w:t>
+        <w:br/>
+        <w:t xml:space="preserve">Его колючки — это паника замерзающего человека. </w:t>
+        <w:br/>
+        <w:t xml:space="preserve">И когда ты это видишь, потребность воевать исчезает. </w:t>
+        <w:br/>
+        <w:t>Вы — не враги. Вы два близких путника у одного очага. [Пауза 9 сек]</w:t>
         <w:br/>
         <w:br/>
-        <w:t xml:space="preserve">Вспомни закон сообщающихся сосудов. </w:t>
+        <w:t>[Закрытие Б2: Невесомость в теле]</w:t>
         <w:br/>
-        <w:t xml:space="preserve">Посмотри сквозь это тепло на своего партнера. </w:t>
+        <w:t xml:space="preserve">Тело становится невесомым и мягким. </w:t>
         <w:br/>
-        <w:t xml:space="preserve">Осознай простую и глубокую истину: </w:t>
-        <w:br/>
-        <w:t xml:space="preserve">За каждым его резким словом, за бытовой претензией или глухой стеной отчуждения прячется вовсе не желание сделать больно. </w:t>
-        <w:br/>
-        <w:t xml:space="preserve">За этим фасадом прячется обычная человеческая усталость. </w:t>
-        <w:br/>
-        <w:t xml:space="preserve">Страх оказаться непонятым, страх быть отвергнутым и крик о нехватке тепла. </w:t>
-        <w:br/>
-        <w:t xml:space="preserve">Его колючки — это паника замерзающего путника, который не знает, как согреться. </w:t>
-        <w:br/>
-        <w:t xml:space="preserve">И когда ты это видишь, потребность воевать исчезает. Ледяной щит тает без остатка. </w:t>
-        <w:br/>
-        <w:t>Вместо глухой обороны рождается живая, теплая уязвимость: вы не враги на поле боя, вы — два близких спутника у одного теплого очага. [Пауза 9 сек]</w:t>
+        <w:t>Покой наполняет каждую клеточку. Дыхание свободное и глубокое. [Пауза 7 сек]</w:t>
         <w:br/>
         <w:br/>
-        <w:t>[Закрытие Б2: Невесомость и покой]</w:t>
+        <w:t>[Закрытие А2: Шерстяной плед на берегу]</w:t>
         <w:br/>
-        <w:t xml:space="preserve">Твое тело становится абсолютно невесомым в теплой воде. </w:t>
+        <w:t xml:space="preserve">Ты выходишь на берег и укутываешься в теплый шерстяной плед. </w:t>
         <w:br/>
-        <w:t xml:space="preserve">Покой и мягкость проникают в каждую клеточку. </w:t>
-        <w:br/>
-        <w:t>Дыхание широкое, свободное и ровное. Внутри разливается тишина. [Пауза 7 сек]</w:t>
-        <w:br/>
-        <w:br/>
-        <w:t>[Закрытие А2: Теплый плед на берегу]</w:t>
-        <w:br/>
-        <w:t xml:space="preserve">Ты неспешно выходишь на берег. Ночной воздух освежает, но внутри горит ровное, целительное тепло. </w:t>
-        <w:br/>
-        <w:t xml:space="preserve">Ты укутываешься в огромный, мягкий шерстяной плед. </w:t>
-        <w:br/>
-        <w:t xml:space="preserve">Запах хвои, ночная тишина, абсолютная безопасность. </w:t>
-        <w:br/>
-        <w:t>Ты наполнена миром и готова дарить это тепло в своей семье. [Пауза 7 сек]</w:t>
+        <w:t>Запах хвои, ночная тишина, мир в душе. [Пауза 7 сек]</w:t>
         <w:br/>
         <w:br/>
         <w:t>[Выход]</w:t>
         <w:br/>
-        <w:t xml:space="preserve">Сделай глубокий вдох... мягкий выдох. </w:t>
+        <w:t xml:space="preserve">Глубокий вдох... мягкий выдох. </w:t>
         <w:br/>
-        <w:t xml:space="preserve">Пошевели пальцами рук и ног. </w:t>
-        <w:br/>
-        <w:t xml:space="preserve">Сохрани эту мягкость в сердце и открывай глаза. </w:t>
+        <w:t xml:space="preserve">Пошевели пальцами, сохрани тепло в сердце и открывай глаза. </w:t>
         <w:br/>
         <w:t>Ты дома. [Музыкальное завершение — Пауза 8 сек]</w:t>
       </w:r>
@@ -434,15 +329,11 @@
         </w:rPr>
         <w:t>🧠 ТЕРАПЕВТИЧЕСКИЙ ПАСПОРТ И ПСИХОЛОГИЧЕСКИЕ МИШЕНИ</w:t>
         <w:br/>
-        <w:t>• Главная мишень: Мягкое освобождение от груза прошлых обид, сожжение старых взаимных претензий, обретение чистого листа в отношениях.</w:t>
+        <w:t>• Главная мишень: Амнистия прошлых счетов ради собственной свободы.</w:t>
         <w:br/>
-        <w:t>• Соматический фокус: Подъем по каменным ступеням, снятие гранитной тяжести с грудины, глубокий свободный вдох, тепло в ладонях от костра обновления.</w:t>
+        <w:t>• Индукция: Ощущение веса гранита, подъем по базальтовым ступеням, сожжение книги.</w:t>
         <w:br/>
-        <w:t>• Терапевтический результат: Амнистия прошлых ошибок ради собственной свободы. Получение чистого свитка для написания новой главы союза.</w:t>
-        <w:br/>
-        <w:t>• Параметры начитки: Хронометраж 15–18 мин (~1250 слов) | Музыка FlowMusic 432 Hz, Ре минор | Глубокий освобождающий голос</w:t>
-        <w:br/>
-        <w:t>• Архитектура Косички: А1 (Древний Зал Памяти в каменной библиотеке на вершине скалы) ➔ Б1 (Сдвиг и раскалывание плиты с груди, легкий кристальный вдох) ➔ В (Ядро: Амбарная книга долгов, выход на террасу и сожжение страниц в Костре Обновления) ➔ Б2 (Кристальная чистота в легких, тепло в ладонях) ➔ А2 (Новый чистый пергамент для новой главы любви)</w:t>
+        <w:t>• Параметры: 16–18 мин (~1250 слов) | 432 Hz</w:t>
       </w:r>
     </w:p>
     <w:p>
@@ -459,102 +350,74 @@
         <w:br/>
         <w:t>Здравствуй. [Пауза 4 сек]</w:t>
         <w:br/>
-        <w:t>Позволь себе расположиться свободно, удобно и спокойно. Закрой глаза. [Пауза 4 сек]</w:t>
+        <w:t>Сядь удобно, закрой глаза. [Пауза 4 сек]</w:t>
         <w:br/>
-        <w:t>Сделай медленный вдох... и мягкий, долгий, тягучий выдох. [Пауза 4 сек]</w:t>
+        <w:t xml:space="preserve">Сегодня мы проведем обряд очищения — снимем груз прошлых припоминаний и счетов. </w:t>
         <w:br/>
-        <w:t>Сегодня мы бережно и навсегда отпустим тени прошлого, чтобы освободить место для нового дыхания в твоей жизни. [Пауза 5 сек]</w:t>
+        <w:t>Сделай глубокий вдох... и долгий, тягучий выдох. [Пауза 4 сек]</w:t>
         <w:br/>
         <w:br/>
-        <w:t>[Нитка А1: Зал Памяти в каменной библиотеке на скале]</w:t>
+        <w:t xml:space="preserve">Обрати внимание на точку между лопатками и на центр грудины. </w:t>
         <w:br/>
-        <w:t xml:space="preserve">Представь, что ты стоишь у подножия древней монолитной скалы. </w:t>
+        <w:t xml:space="preserve">Именно там часто лежит невидимая, тяжелая гранитная плита старых обид. </w:t>
         <w:br/>
-        <w:t xml:space="preserve">Вверх уходят широкие каменные ступени, вырубленные прямо в базальте века назад. </w:t>
+        <w:t xml:space="preserve">С каждым выдохом почувствуй, как эта плита теряет свой вес. </w:t>
         <w:br/>
-        <w:t xml:space="preserve">Ты начинаешь неспешный, размеренный подъем. </w:t>
+        <w:t xml:space="preserve">Лоб разглаживается, челюсть становится свободной, плечи опускаются. </w:t>
         <w:br/>
-        <w:t xml:space="preserve">Каждый шаг дается легко и уверенно. С каждым шагом мелкая суета остается далеко внизу. </w:t>
-        <w:br/>
-        <w:t xml:space="preserve">Ты поднимаешься туда, где воздух становится кристально чистым, прозрачным и свежим. </w:t>
-        <w:br/>
-        <w:t xml:space="preserve">На самой вершине открываются массивные дубовые двери. </w:t>
-        <w:br/>
-        <w:t xml:space="preserve">Ты входишь в Зал Памяти — исполинскую полукруглую библиотеку. </w:t>
-        <w:br/>
-        <w:t>Вдоль каменных стен тянутся полки с бесконечными рядами старых фолиантов. Это архивы твоих воспоминаний. [Пауза 8 сек]</w:t>
+        <w:t>Дыхание становится просторным. [Пауза 6 сек]</w:t>
         <w:br/>
         <w:br/>
-        <w:t>[Нитка Б1: Освобождение грудной клетки от гранитной тяжести]</w:t>
+        <w:t>[Нитка А1: Зал Памяти на вершине скалы]</w:t>
         <w:br/>
-        <w:t xml:space="preserve">Почувствуй, как на твоей грудине, прямо на солнечном сплетении, лежит невидимая, но тяжелая плита. </w:t>
+        <w:t xml:space="preserve">Представь подъем по древним базальтовым ступеням на вершину скалы. </w:t>
         <w:br/>
-        <w:t xml:space="preserve">Это груз старых обид: припоминания, невысказанные упреки, разочарования, затаенная горечь. </w:t>
+        <w:t xml:space="preserve">С каждым шагом воздух становится чище и прозрачнее. </w:t>
         <w:br/>
-        <w:t xml:space="preserve">Этот камень годами мешал тебе дышать полной грудью, заставляя зажиматься при каждом воспоминании. </w:t>
-        <w:br/>
-        <w:t xml:space="preserve">Подойди к массивному столу в центре зала. Положи на него руки. </w:t>
-        <w:br/>
-        <w:t xml:space="preserve">Сделай мощный, свободный вдох — и почувствуй, как эта плита сдвигается с твоей груди. </w:t>
-        <w:br/>
-        <w:t xml:space="preserve">Она соскальзывает и с грохотом раскалывается на каменном полу, рассыпаясь в пыль. </w:t>
-        <w:br/>
-        <w:t>Первый настоящий, глубокий вдох свободы наполняет твои легкие до самых краев. [Пауза 8 сек]</w:t>
+        <w:t>На вершине открываются двери в Зал Памяти — старинную каменную библиотеку с полками воспоминаний. [Пауза 7 сек]</w:t>
         <w:br/>
         <w:br/>
-        <w:t>[Нитка В: Ядро транса — Сожжение книги долгов в Костре Обновления]</w:t>
+        <w:t>[Нитка Б1: Сброс плиты с грудины]</w:t>
         <w:br/>
-        <w:t xml:space="preserve">На столе перед тобой лежит она. Огромная амбарная книга в потертом кожаном переплете. </w:t>
+        <w:t xml:space="preserve">Ты подходишь к дубовому столу в центре зала. </w:t>
         <w:br/>
-        <w:t xml:space="preserve">Это книга взаимных долгов, претензий и припоминаний: «а ты тогда сказал...», «а я отдала больше...», «а ты не оценил...». Бесконечная бухгалтерия боли. </w:t>
+        <w:t xml:space="preserve">Сделай мощный вдох — и гранитная плита обид окончательно соскальзывает с твоей груди и раскалывается на полу в пыль. </w:t>
         <w:br/>
-        <w:t xml:space="preserve">Ты берешь этот тяжелый фолиант и выходишь на открытую каменную террасу. </w:t>
-        <w:br/>
-        <w:t xml:space="preserve">Там, в гигантской бронзовой чаше, горит и гудит первобытный Костер Обновления. </w:t>
+        <w:t>Легкие наполняются кристальным воздухом свободы. [Пауза 7 сек]</w:t>
         <w:br/>
         <w:br/>
-        <w:t xml:space="preserve">Осознай: пока ты хранишь эти счета — ты сама сидишь в тюрьме обид, сторожа своего обидчика. </w:t>
+        <w:t>[Нитка В: Ядро транса — Сожжение книги долгов]</w:t>
         <w:br/>
-        <w:t xml:space="preserve">Ты открываешь книгу и страница за страницей отпускаешь старые долги в огонь. </w:t>
+        <w:t xml:space="preserve">На столе лежит амбарная книга взаимных долгов и счетов: «кто что сказал и не сделал». </w:t>
         <w:br/>
-        <w:t xml:space="preserve">Бумага мягко вспыхивает, превращаясь в легкий черный пепел, который подхватывает и уносит вечерний ветер. </w:t>
+        <w:t xml:space="preserve">Ты берешь ее и выходишь на каменную террасу к пылающему Костру Обновления. </w:t>
         <w:br/>
-        <w:t xml:space="preserve">Сгорают старые ссоры, недопонимания, разочарования, взаимные счета. </w:t>
+        <w:t xml:space="preserve">Ты страница за страницей отпускаешь старые долги в огонь. </w:t>
         <w:br/>
-        <w:t xml:space="preserve">Ты бросаешь в огонь саму тяжелую обложку. Всё сгорает дотла. </w:t>
+        <w:t xml:space="preserve">Они сгорают в легкий пепел, который уносит ветер. </w:t>
         <w:br/>
-        <w:t xml:space="preserve">Произнеси про себя твердо и спокойно: </w:t>
-        <w:br/>
-        <w:t>«Я закрываю эту книгу. Я объявляю полную амнистию. Не ради оправдания чужих ошибок, а ради своей свободы и чистоты нашего союза. Счета закрыты навсегда». [Пауза 9 сек]</w:t>
+        <w:t>Ты бросаешь в огонь саму обложку: «Я закрываю эту книгу. Я объявляю полную амнистию ради нашей свободы и любви». [Пауза 9 сек]</w:t>
         <w:br/>
         <w:br/>
         <w:t>[Закрытие Б2: Кристальная чистота в теле]</w:t>
         <w:br/>
-        <w:t xml:space="preserve">Почувствуй кристальную, звенящую чистоту в груди. </w:t>
+        <w:t xml:space="preserve">В груди — звенящая чистота и легкость. </w:t>
         <w:br/>
-        <w:t xml:space="preserve">Твои легкие дышат свободно и широко. </w:t>
-        <w:br/>
-        <w:t>В ладонях пульсирует живое, согревающее тепло от огня. Прошлого больше нет в твоем теле. [Пауза 7 сек]</w:t>
+        <w:t>В ладонях — тепло от огня. Прошлого больше нет в твоем теле. [Пауза 7 сек]</w:t>
         <w:br/>
         <w:br/>
         <w:t>[Закрытие А2: Чистый свиток союза]</w:t>
         <w:br/>
-        <w:t xml:space="preserve">Ты возвращаешься в Зал Памяти. </w:t>
+        <w:t xml:space="preserve">В Зале Памяти на столе лежит чистый пергаментный свиток. </w:t>
         <w:br/>
-        <w:t xml:space="preserve">На столе вместо старой книги лежит новый, чистый свиток из тонкого пергамента. </w:t>
-        <w:br/>
-        <w:t xml:space="preserve">Он пахнет свежестью. На нем нет ни строчки. </w:t>
-        <w:br/>
-        <w:t>Это чистый лист для вашей новой главы отношений, которую вы начнете писать с чистого листа, без оглядки назад. [Пауза 7 сек]</w:t>
+        <w:t>Это чистый лист для вашей новой истории любви. [Пауза 7 сек]</w:t>
         <w:br/>
         <w:br/>
         <w:t>[Выход]</w:t>
         <w:br/>
-        <w:t>Сделай глубокий вдох, ощущая легкость и обновление в сердце... [Пауза 3 сек]</w:t>
+        <w:t xml:space="preserve">Глубокий вдох... свободный выдох. </w:t>
         <w:br/>
-        <w:t>И спокойный выдох. [Пауза 4 сек]</w:t>
-        <w:br/>
-        <w:t>Пошевели пальцами. Открывай глаза, чувствуя свободу и силу. [Музыкальное завершение — Пауза 8 сек]</w:t>
+        <w:t>Пошевели пальцами, открывай глаза обновленной. [Музыкальное завершение — Пауза 8 сек]</w:t>
       </w:r>
     </w:p>
     <w:p>
@@ -568,7 +431,7 @@
           <w:color w:val="0E6E5D"/>
           <w:sz w:val="26"/>
         </w:rPr>
-        <w:t>🎧 3.3. АУДИОПРАКТИКА: «ТАЕЖНАЯ ИЗБА И ВОЗВРАЩЕНИЕ ТЕПЛА В ПАРЕ» (Бонус 1, 528 Hz)</w:t>
+        <w:t>🎧 3.3. БОНУСНАЯ АУДИОПРАКТИКА: «ТАЕЖНАЯ ИЗБА И ВОЗВРАЩЕНИЕ ТЕПЛА В ПАРЕ» (Бонус 1, 528 Hz)</w:t>
       </w:r>
     </w:p>
     <w:p>
@@ -583,15 +446,11 @@
         </w:rPr>
         <w:t>🧠 ТЕРАПЕВТИЧЕСКИЙ ПАСПОРТ И ПСИХОЛОГИЧЕСКИЕ МИШЕНИ</w:t>
         <w:br/>
-        <w:t>• Главная мишень: Мягкое переключение из рабочего напряжения и социальной обороны в режим семейного уюта, нежности и доверия.</w:t>
+        <w:t>• Главная мишень: Переключение из рабочей обороны в режим семейного мира.</w:t>
         <w:br/>
-        <w:t>• Соматический фокус: Щелчок замка двери, сброс промерзшей кольчуги роли, расслабление челюсти и плеч, глубокий выдох животом, раскрытые теплые ладони.</w:t>
+        <w:t>• Индукция: Щелчок замка входной двери, сброс промерзшей кольчуги роли.</w:t>
         <w:br/>
-        <w:t>• Терапевтический результат: Осознание «Дом — это место мира, мы на одной стороне, мы в одной лодке». Возвращение бережного и теплого контакта с близким.</w:t>
-        <w:br/>
-        <w:t>• Параметры начитки: Хронометраж 9–10 мин (~800 слов) | Музыка FlowMusic 528 Hz, До мажор</w:t>
-        <w:br/>
-        <w:t>• Архитектура Косички: А1 (Таежная изба) ➔ Б1 (Сброс кольчуги, щелчок замка) ➔ В (Ядро: «Дом — не поле боя») ➔ Б2 (Теплые ладони) ➔ А2 (Чай с чабрецом и теплый взгляд)</w:t>
+        <w:t>• Параметры: 9–10 мин (~800 слов) | 528 Hz</w:t>
       </w:r>
     </w:p>
     <w:p>

--- a/baza/03_сценарий_мы_вместе_семья_брак/МЕДИТАЦИИ_СЦЕНАРИЙ_3_МЫ_ВМЕСТЕ_МАГИГ.docx
+++ b/baza/03_сценарий_мы_вместе_семья_брак/МЕДИТАЦИИ_СЦЕНАРИЙ_3_МЫ_ВМЕСТЕ_МАГИГ.docx
@@ -30,7 +30,7 @@
         </w:rPr>
         <w:t>Монументальный свод 4-х трансовых сессий по методу Анатолия Фёдорова (МАГиГ)</w:t>
         <w:br/>
-        <w:t>Уникальные не повторяющиеся индукции: Опускание защитных плеч, Растрескивание глины, Базальтовые ступени и Щелчок замка</w:t>
+        <w:t>100% уникальные независимые миры: Тенистый яблоневый сад ➔ Ночной термальный ключ ➔ Зал Памяти на скале ➔ Прихожая и сброс кольчуги</w:t>
         <w:br/>
         <w:t>Спикер: Федоров Анатолий Игоревич (Семейный психолог, гипнолог, проректор МАГиГ)</w:t>
       </w:r>
@@ -63,7 +63,7 @@
         <w:br/>
         <w:t>• Главная мишень: Снятие отчаяния после теста, выход из взаимных обвинений.</w:t>
         <w:br/>
-        <w:t>• Индукция: Опускание защитных плеч, солнечная поляна, сброс рюкзака в траву.</w:t>
+        <w:t>• Индукция: Опускание защитных плеч, тенистый яблоневый сад, шкатулка чистых воспоминаний.</w:t>
         <w:br/>
         <w:t>• Параметры: 15–16 мин (~1100 слов) | 432 Hz</w:t>
       </w:r>
@@ -82,92 +82,98 @@
         <w:br/>
         <w:t>Здравствуй. [Пауза 4 сек]</w:t>
         <w:br/>
-        <w:t xml:space="preserve">Расположись так, чтобы телу было абсолютно комфортно. </w:t>
+        <w:t xml:space="preserve">Сядь так, чтобы тебе было максимально удобно и спокойно. </w:t>
         <w:br/>
-        <w:t>Не нужно стараться сесть «правильно» — сядь так, как просит твое уставшее тело. [Пауза 4 сек]</w:t>
+        <w:t xml:space="preserve">Ты только что завершила тест о семейных сценариях. </w:t>
         <w:br/>
-        <w:t xml:space="preserve">Ты прошла тест и увидела, сколько душевных сил сгорает в бытовых разногласиях, невысказанных обидах и взаимном отчуждении. </w:t>
+        <w:t xml:space="preserve">И если сейчас внутри есть усталость от затянувшихся конфликтов или чувство вины — просто отложи их на время этой записи. </w:t>
         <w:br/>
-        <w:t xml:space="preserve">И первое, что важно осознать: в этом нет твоей вины. </w:t>
-        <w:br/>
-        <w:t xml:space="preserve">Долгие отношения — это живая система, в которой накапливается усталость. </w:t>
-        <w:br/>
-        <w:t>Прямо сейчас мы не будем искать виноватых. Мы дадим твоему телу отдых от постоянного ожидания подвоха или упрека. [Пауза 5 сек]</w:t>
+        <w:t>Брак и отношения — это не экзамен, где ставят оценки. Это живое пространство двух уставших людей, которые когда-то выбрали друг друга. [Пауза 5 сек]</w:t>
         <w:br/>
         <w:br/>
-        <w:t xml:space="preserve">Закрой глаза и обрати внимание на то, как ты держишь плечи. </w:t>
+        <w:t>Сделай глубокий вдох через нос... [Пауза 3 сек]</w:t>
         <w:br/>
-        <w:t xml:space="preserve">Часто в ссорах плечи незаметно приподнимаются, словно защищая шею от удара. </w:t>
+        <w:t>И долгий, облегчающий выдох через расслабленные губы. [Пауза 4 сек]</w:t>
         <w:br/>
-        <w:t xml:space="preserve">Сделай мягкий вдох носом... и с долгим выдохом позволь плечам просто упасть вниз. </w:t>
+        <w:t xml:space="preserve">Обрати внимание на то, как держатся твои плечи. </w:t>
         <w:br/>
-        <w:t xml:space="preserve">Почувствуй, как затылок и шея становятся свободными. </w:t>
+        <w:t xml:space="preserve">В семейных спорах плечи часто незаметно приподнимаются, словно закрывая шею от упреков. </w:t>
         <w:br/>
-        <w:t xml:space="preserve">Разгладь лоб. Убери напряжение из бровей. </w:t>
+        <w:t xml:space="preserve">Позволь им мягко просесть вниз. </w:t>
         <w:br/>
-        <w:t xml:space="preserve">Разомкни зубы, пусть нижняя челюсть станет мягкой и тяжелой. </w:t>
+        <w:t xml:space="preserve">Почувствуй, как расслабляется затылок. </w:t>
         <w:br/>
-        <w:t xml:space="preserve">Руки лежат спокойно, ладони раскрыты вверх или мягко касаются бедер. </w:t>
+        <w:t xml:space="preserve">Дыхание становится просторным, живот мягким. </w:t>
         <w:br/>
-        <w:t>Дыхание переходит в живот, становясь тихим, теплым и волнообразным. [Пауза 7 сек]</w:t>
+        <w:t>Мышцы лица разглаживаются, отпуская маску настороженности. [Пауза 6 сек]</w:t>
         <w:br/>
         <w:br/>
-        <w:t>[Нитка А1: Солнечная лесная поляна]</w:t>
+        <w:t>[Нитка А1: Тенистый яблоневый сад]</w:t>
         <w:br/>
-        <w:t xml:space="preserve">И сквозь этот мягкий покой представь... что ты выходишь на тихую, прогретую полуденным солнцем лесную поляну. </w:t>
+        <w:t xml:space="preserve">И сквозь этот телесный покой представь... что ты выходишь в старый, тенистый яблоневый сад. </w:t>
         <w:br/>
-        <w:t xml:space="preserve">Вокруг шелестят травы, поют птицы, воздух пахнет ромашкой, клевером и хвоей. </w:t>
+        <w:t xml:space="preserve">Теплый летний полдень. Солнечные зайчики играют на траве сквозь листву. </w:t>
         <w:br/>
-        <w:t xml:space="preserve">За твоими плечами висел тяжелый рюкзак недавних бытовых претензий и обид. </w:t>
+        <w:t xml:space="preserve">В глубине сада стоит удобное плетеное кресло с мягкими подушками. </w:t>
         <w:br/>
-        <w:t xml:space="preserve">Ты расстегиваешь пряжки и с выдохом сбрасываешь его в траву. </w:t>
+        <w:t xml:space="preserve">Ты садишься в него. Воздух пахнет согретыми солнцем яблоками, клевером и медом. </w:t>
         <w:br/>
-        <w:t xml:space="preserve">Тебе больше не нужно нести его. </w:t>
+        <w:t xml:space="preserve">Здесь нет споров. Нет претензий. Нет бытовой суеты. </w:t>
         <w:br/>
-        <w:t>Ты ложишься на теплую, мягкую траву, раскинув руки в стороны. [Пауза 8 сек]</w:t>
+        <w:t>Здесь царит тихий мир природы. [Пауза 7 сек]</w:t>
         <w:br/>
         <w:br/>
-        <w:t>[Нитка Б1: Земля впитывает усталость]</w:t>
+        <w:t>[Нитка Б1: Соматический отдых и деревянная шкатулка]</w:t>
         <w:br/>
-        <w:t xml:space="preserve">Почувствуй теплую, живую землю под своей спиной. </w:t>
+        <w:t xml:space="preserve">Твои руки спокойно лежат на коленях. </w:t>
         <w:br/>
-        <w:t xml:space="preserve">Она принимает весь твой вес, забирая горечь недавних споров и разочарований. </w:t>
+        <w:t xml:space="preserve">На столике рядом с креслом стоит небольшая деревянная шкатулка ручной работы. </w:t>
         <w:br/>
-        <w:t>Каждая мышца оттаивает, наполняясь покоем и отдыхом. [Пауза 7 сек]</w:t>
+        <w:t xml:space="preserve">В ней бережно хранятся самые первые, светлые и чистые воспоминания: </w:t>
+        <w:br/>
+        <w:t xml:space="preserve">Тот самый день, когда вы впервые искренне рассмеялись вместе. Тот вечер, когда между вами возникло тепло. </w:t>
+        <w:br/>
+        <w:t xml:space="preserve">Ты берешь эту шкатулку в руки. Она теплая и пахнет кедром. </w:t>
+        <w:br/>
+        <w:t>Бытовой шум и накопившееся раздражение не могут уничтожить это первоначальное зерно любви. Оно цело. [Пауза 8 сек]</w:t>
         <w:br/>
         <w:br/>
-        <w:t>[Нитка В: Ядро транса — Островок мира]</w:t>
+        <w:t>[Нитка В: Ядро транса — Островок мира в сердце]</w:t>
         <w:br/>
-        <w:t xml:space="preserve">И в этой тишине леса вспомни: </w:t>
+        <w:t xml:space="preserve">Вспомни прямо сейчас: </w:t>
         <w:br/>
-        <w:t xml:space="preserve">За всеми конфликтами и бытовыми уколами всегда прячется простое желание — быть принятой, услышанной и любить. </w:t>
+        <w:t xml:space="preserve">За всеми колкими фразами, за хлопаньем дверей и взаимными обидами всегда прячется одна и та же глубинная потребность: «Увидь меня. Обними меня. Скажи, что я тебе важна». </w:t>
         <w:br/>
-        <w:t xml:space="preserve">Этот островок мира и любви внутри тебя не тронут. </w:t>
+        <w:t xml:space="preserve">Вы оба защищаетесь от страха быть отвергнутыми. </w:t>
         <w:br/>
-        <w:t>И из этого покоя ты сможешь вернуть тепло в свой дом. [Пауза 8 сек]</w:t>
+        <w:t xml:space="preserve">И когда ты это видишь, злость уступает место состраданию. </w:t>
+        <w:br/>
+        <w:t>Ты способна сделать шаг к миру, начав с покоя в собственном теле. [Пауза 8 сек]</w:t>
         <w:br/>
         <w:br/>
-        <w:t>[Закрытие Б2: Золотое тепло в сердце]</w:t>
+        <w:t>[Закрытие Б2: Золотое тепло в груди]</w:t>
         <w:br/>
-        <w:t xml:space="preserve">Золотистое тепло разливается в центре груди, согревая сердце. </w:t>
+        <w:t xml:space="preserve">Тепло из шкатулки переходит в твои ладони и мягко наполняет грудную клетку. </w:t>
         <w:br/>
-        <w:t>Дышать легко и просторно. [Пауза 6 сек]</w:t>
+        <w:t>Сердце бьется ровно и свободно. [Пауза 6 сек]</w:t>
         <w:br/>
         <w:br/>
-        <w:t>[Закрытие А2: Поляна и солнце]</w:t>
+        <w:t>[Закрытие А2: Сад и шелест листвы]</w:t>
         <w:br/>
-        <w:t xml:space="preserve">Солнце ласково греет лицо. Лес дарит защиту и стабильность. </w:t>
+        <w:t xml:space="preserve">Легкий ветерок колышет ветви яблонь. </w:t>
         <w:br/>
-        <w:t>Ты готова к бережным переменам. [Пауза 6 сек]</w:t>
+        <w:t xml:space="preserve">В душе наступает тихая, светлая ясность. </w:t>
+        <w:br/>
+        <w:t>Ты готова созидать тепло. [Пауза 6 сек]</w:t>
         <w:br/>
         <w:br/>
         <w:t>[Выход]</w:t>
         <w:br/>
-        <w:t xml:space="preserve">Глубокий вдох... спокойный выдох. </w:t>
+        <w:t xml:space="preserve">Сделай глубокий вдох... мягкий выдох. </w:t>
         <w:br/>
-        <w:t xml:space="preserve">Пошевели пальцами, потянись. </w:t>
+        <w:t xml:space="preserve">Пошевели пальцами рук, потянись. </w:t>
         <w:br/>
-        <w:t>Открывай глаза. Впереди новый, теплый путь. [Музыкальное завершение — Пауза 8 сек]</w:t>
+        <w:t>Открывай глаза. Впереди путь исцеления и мира. [Музыкальное завершение — Пауза 8 сек]</w:t>
       </w:r>
     </w:p>
     <w:p>
@@ -219,9 +225,9 @@
         <w:br/>
         <w:t>Позволь себе расположиться так, чтобы тело почувствовало настоящую опору и безопасность. [Пауза 4 сек]</w:t>
         <w:br/>
-        <w:t xml:space="preserve">Представь, что за прошедший день на твоем теле образовался тонкий, сухой глиняный панцирь из мелких претензий, колких интонаций и сдержанных реакций. </w:t>
+        <w:t xml:space="preserve">Представь, что за прошедшие недели взаимных упреков на твоем теле образовался сухой глиняный панцирь бытового раздражения. </w:t>
         <w:br/>
-        <w:t xml:space="preserve">Сделай глубокий вдох... и с длинным, теплым выдохом почувствуй, как эта сухая глина начинает растрескиваться. </w:t>
+        <w:t xml:space="preserve">Сделай глубокий вдох... и с длинным, согревающим выдохом почувствуй, как эта сухая глина начинает растрескиваться. </w:t>
         <w:br/>
         <w:t>Она лопается и осыпается вниз, песчинка за песчинкой, освобождая твое живое тело. [Пауза 5 сек]</w:t>
         <w:br/>
@@ -331,7 +337,7 @@
         <w:br/>
         <w:t>• Главная мишень: Амнистия прошлых счетов ради собственной свободы.</w:t>
         <w:br/>
-        <w:t>• Индукция: Ощущение веса гранита, подъем по базальтовым ступеням, сожжение книги.</w:t>
+        <w:t>• Индукция: Ощущение веса гранита, подъем по базальтовым ступеням, сожжение книги долгов.</w:t>
         <w:br/>
         <w:t>• Параметры: 16–18 мин (~1250 слов) | 432 Hz</w:t>
       </w:r>
@@ -485,9 +491,9 @@
         <w:t>Оставь ее за порогом. Дома она тебе не нужна. Здесь не от кого защищаться. [Пауза 6 сек]</w:t>
         <w:br/>
         <w:br/>
-        <w:t>[Нитка А1: Таежная изба у печи]</w:t>
+        <w:t>[Нитка А1: Уютный дом у камина]</w:t>
         <w:br/>
-        <w:t xml:space="preserve">Ты переносишься в просторную, уютную бревенчатую избу в тихом сосновом лесу. </w:t>
+        <w:t xml:space="preserve">Ты проходишь в просторную, теплую комнату. </w:t>
         <w:br/>
         <w:t xml:space="preserve">Здесь горит мягкий медовый свет абажура. </w:t>
         <w:br/>
@@ -499,7 +505,7 @@
         <w:br/>
         <w:t xml:space="preserve">Плечи опускаются. Нижняя челюсть расслабляется, зубы размыкаются. </w:t>
         <w:br/>
-        <w:t>Глубокий вдох животом — и длинный, теплый выдох, словно сбросила тяжелый рюкзак после долгой дороги. [Пауза 6 сек]</w:t>
+        <w:t>Глубокий вдох животом — и длинный, теплый выдох. [Пауза 6 сек]</w:t>
         <w:br/>
         <w:br/>
         <w:t>[Нитка В: Ядро транса — Дом как место мира]</w:t>
@@ -523,7 +529,7 @@
         <w:br/>
         <w:t xml:space="preserve">Сердце бьется ровно, спокойно и глубоко. </w:t>
         <w:br/>
-        <w:t xml:space="preserve">За окном тихо шумят вековые сосны, охраняя ваш покой. </w:t>
+        <w:t xml:space="preserve">За окном тихо шумит вечерний ветер, охраняя ваш покой. </w:t>
         <w:br/>
         <w:t xml:space="preserve">В руках — тепло кружки с чаем. А в сердце — благодарный, теплый, исцеляющий взгляд на близкого. </w:t>
         <w:br/>
